--- a/onboarding/PMP-Incoming-Marketing-Manager-Detailed-Runbook.docx
+++ b/onboarding/PMP-Incoming-Marketing-Manager-Detailed-Runbook.docx
@@ -225,7 +225,7 @@
           </w:tcPr>
           <w:p>
             <w:r>
-              <w:t>Chapter 6: SOP-01–13, each with manager inspection and exception routes.</w:t>
+              <w:t>Chapter 6: SOP-01–14, each with manager inspection and exception routes.</w:t>
             </w:r>
           </w:p>
         </w:tc>
@@ -3952,7 +3952,7 @@
     </w:p>
     <w:p>
       <w:r>
-        <w:t>The following 13 playbooks retain the confirmed procedure and add a manager inspection layer: what to open, what to ask, what evidence should exist and when to hold or return work. A checklist is not proof that a step happened; record the actual evidence privately.</w:t>
+        <w:t>The following 14 playbooks retain the confirmed procedure and add a manager inspection layer: what to open, what to ask, what evidence should exist and when to hold or return work. A checklist is not proof that a step happened; record the actual evidence privately.</w:t>
       </w:r>
     </w:p>
     <w:tbl>
@@ -4325,6 +4325,31 @@
           </w:p>
         </w:tc>
       </w:tr>
+      <w:tr>
+        <w:trPr>
+          <w:cantSplit/>
+        </w:trPr>
+        <w:tc>
+          <w:tcPr>
+            <w:tcW w:type="dxa" w:w="5112"/>
+          </w:tcPr>
+          <w:p>
+            <w:r>
+              <w:t>SOP-14 / Run the monthly team performance appraisal</w:t>
+            </w:r>
+          </w:p>
+        </w:tc>
+        <w:tc>
+          <w:tcPr>
+            <w:tcW w:type="dxa" w:w="5112"/>
+          </w:tcPr>
+          <w:p>
+            <w:r>
+              <w:t>Confirm the actual review month, correct approved role template and confirmed reviewer; do not force a combined-role or missing-role mapping.</w:t>
+            </w:r>
+          </w:p>
+        </w:tc>
+      </w:tr>
     </w:tbl>
     <w:p>
       <w:pPr>
@@ -7364,6 +7389,261 @@
     <w:p>
       <w:r>
         <w:t>Output: Shoot arrangements, collected media, traceable handoff to the assigned editor/designer, BTS output and accounted-for cards/tools. Required record: Recommended shoot record, participant/asset references, media handoff, receiving owner, card/tool issue-return and exceptions.</w:t>
+      </w:r>
+    </w:p>
+    <w:p>
+      <w:pPr>
+        <w:pStyle w:val="Heading1"/>
+        <w:pageBreakBefore/>
+      </w:pPr>
+      <w:r>
+        <w:t>SOP-14 | Run the monthly team performance appraisal</w:t>
+      </w:r>
+    </w:p>
+    <w:tbl>
+      <w:tblPr>
+        <w:tblStyle w:val="TableGrid"/>
+        <w:tblW w:type="auto" w:w="0"/>
+        <w:tblLook w:firstColumn="1" w:firstRow="1" w:lastColumn="0" w:lastRow="0" w:noHBand="0" w:noVBand="1" w:val="04A0"/>
+      </w:tblPr>
+      <w:tblGrid>
+        <w:gridCol w:w="5112"/>
+        <w:gridCol w:w="5112"/>
+      </w:tblGrid>
+      <w:tr>
+        <w:trPr>
+          <w:tblHeader/>
+        </w:trPr>
+        <w:tc>
+          <w:tcPr>
+            <w:tcW w:type="dxa" w:w="5112"/>
+            <w:shd w:fill="7D2B42"/>
+          </w:tcPr>
+          <w:p>
+            <w:r>
+              <w:rPr>
+                <w:b/>
+                <w:color w:val="FFFFFF"/>
+              </w:rPr>
+              <w:t>Control</w:t>
+            </w:r>
+          </w:p>
+        </w:tc>
+        <w:tc>
+          <w:tcPr>
+            <w:tcW w:type="dxa" w:w="5112"/>
+            <w:shd w:fill="7D2B42"/>
+          </w:tcPr>
+          <w:p>
+            <w:r>
+              <w:rPr>
+                <w:b/>
+                <w:color w:val="FFFFFF"/>
+              </w:rPr>
+              <w:t>Instruction</w:t>
+            </w:r>
+          </w:p>
+        </w:tc>
+      </w:tr>
+      <w:tr>
+        <w:trPr>
+          <w:cantSplit/>
+        </w:trPr>
+        <w:tc>
+          <w:tcPr>
+            <w:tcW w:type="dxa" w:w="5112"/>
+          </w:tcPr>
+          <w:p>
+            <w:r>
+              <w:t>Lead / participants</w:t>
+            </w:r>
+          </w:p>
+        </w:tc>
+        <w:tc>
+          <w:tcPr>
+            <w:tcW w:type="dxa" w:w="5112"/>
+          </w:tcPr>
+          <w:p>
+            <w:r>
+              <w:t>Confirmed direct manager reviews; employee completes self-rating; final HR/owner authority and MM reviewer must be confirmed.</w:t>
+            </w:r>
+          </w:p>
+        </w:tc>
+      </w:tr>
+      <w:tr>
+        <w:trPr>
+          <w:cantSplit/>
+        </w:trPr>
+        <w:tc>
+          <w:tcPr>
+            <w:tcW w:type="dxa" w:w="5112"/>
+          </w:tcPr>
+          <w:p>
+            <w:r>
+              <w:t>Start trigger</w:t>
+            </w:r>
+          </w:p>
+        </w:tc>
+        <w:tc>
+          <w:tcPr>
+            <w:tcW w:type="dxa" w:w="5112"/>
+          </w:tcPr>
+          <w:p>
+            <w:r>
+              <w:t>Each monthly employee review cycle; exact dates to be agreed.</w:t>
+            </w:r>
+          </w:p>
+        </w:tc>
+      </w:tr>
+      <w:tr>
+        <w:trPr>
+          <w:cantSplit/>
+        </w:trPr>
+        <w:tc>
+          <w:tcPr>
+            <w:tcW w:type="dxa" w:w="5112"/>
+          </w:tcPr>
+          <w:p>
+            <w:r>
+              <w:t>Required inputs</w:t>
+            </w:r>
+          </w:p>
+        </w:tc>
+        <w:tc>
+          <w:tcPr>
+            <w:tcW w:type="dxa" w:w="5112"/>
+          </w:tcPr>
+          <w:p>
+            <w:r>
+              <w:t>Approved current role-specific form, review month, self-rating, manager evidence and previous goals.</w:t>
+            </w:r>
+          </w:p>
+        </w:tc>
+      </w:tr>
+    </w:tbl>
+    <w:p>
+      <w:pPr>
+        <w:pStyle w:val="Heading2"/>
+      </w:pPr>
+      <w:r>
+        <w:t>Execution sequence</w:t>
+      </w:r>
+    </w:p>
+    <w:p>
+      <w:r>
+        <w:t>1. Select the approved role-specific form and record employee, actual review month and confirmed direct reviewer privately. Do not infer a reviewer from coordination responsibilities.</w:t>
+      </w:r>
+    </w:p>
+    <w:p>
+      <w:r>
+        <w:t>2. Collect month-specific evidence from tasks, quality/revision records, outputs and role-appropriate results. Distinguish missing inputs or changed scope from individual execution.</w:t>
+      </w:r>
+    </w:p>
+    <w:p>
+      <w:r>
+        <w:t>3. Employee completes Self-Rating before the review meeting. Manager completes Manager Rating; compare the gap rather than assuming agreement.</w:t>
+      </w:r>
+    </w:p>
+    <w:p>
+      <w:r>
+        <w:t>4. Use the supplied 1–5 scale and behavioral anchors. Ratings 1, 2 and 5 require a brief evidence-based justification in the Notes field/section.</w:t>
+      </w:r>
+    </w:p>
+    <w:p>
+      <w:r>
+        <w:t>5. Check the role-specific weights and calculations. Supplied Excel uses Gap = Manager minus Self and weighted contribution = KPI weight × Manager Rating / 5. Confirm completion before interpreting totals: blank manager ratings are treated as zero in the supplied formulas.</w:t>
+      </w:r>
+    </w:p>
+    <w:p>
+      <w:r>
+        <w:t>6. Hold the monthly review conversation, record achievements, blockers, strengths, improvement areas and employee feedback. Track the template's quarterly OKRs within the monthly conversation; do not confuse the two cadences.</w:t>
+      </w:r>
+    </w:p>
+    <w:p>
+      <w:r>
+        <w:t>7. Agree SMART goals and development/training actions for the next period, with accountable action owners and agreed follow-up. Record the signatures/decisions required by the adopted process.</w:t>
+      </w:r>
+    </w:p>
+    <w:p>
+      <w:r>
+        <w:t>8. Keep completed appraisals and salary/career information in private authorized storage; carry goals into the following monthly review. Promotion, salary, succession and HR fields are not automatic decisions or approvals.</w:t>
+      </w:r>
+    </w:p>
+    <w:p>
+      <w:pPr>
+        <w:pStyle w:val="Heading2"/>
+      </w:pPr>
+      <w:r>
+        <w:t>What you inspect as Marketing Manager</w:t>
+      </w:r>
+    </w:p>
+    <w:p>
+      <w:r>
+        <w:t>• Confirm the actual review month, correct approved role template and confirmed reviewer; do not force a combined-role or missing-role mapping.</w:t>
+      </w:r>
+    </w:p>
+    <w:p>
+      <w:r>
+        <w:t>• Review employee self-rating, manager rating and evidence. Ratings 1, 2 and 5 need justification; use behavioral anchors.</w:t>
+      </w:r>
+    </w:p>
+    <w:p>
+      <w:r>
+        <w:t>• Check weights and completeness before totals. Supplied formulas use blank manager ratings as zero; do not confuse an incomplete form with poor performance.</w:t>
+      </w:r>
+    </w:p>
+    <w:p>
+      <w:r>
+        <w:t>• Discuss gaps and blockers, record employee feedback and agree next SMART goals/training actions.</w:t>
+      </w:r>
+    </w:p>
+    <w:p>
+      <w:r>
+        <w:t>• Keep salary, career and completed review records private. Reviewer/HR authority and monthly deadlines still require confirmation.</w:t>
+      </w:r>
+    </w:p>
+    <w:p>
+      <w:pPr>
+        <w:pStyle w:val="Heading2"/>
+      </w:pPr>
+      <w:r>
+        <w:t>Evidence to open or request</w:t>
+      </w:r>
+    </w:p>
+    <w:p>
+      <w:r>
+        <w:t>• Approved private form/version; month-specific evidence; self/manager ratings; explanations; goals; decisions/signatures; next review.</w:t>
+      </w:r>
+    </w:p>
+    <w:p>
+      <w:pPr>
+        <w:pStyle w:val="Heading2"/>
+      </w:pPr>
+      <w:r>
+        <w:t>Hold / return / escalate</w:t>
+      </w:r>
+    </w:p>
+    <w:p>
+      <w:r>
+        <w:t>• Missing ratings, unsupported extreme scores or unconfirmed reviewer/template: do not finalize a score. Resolve the gap; do not auto-trigger salary, promotion or employment decisions.</w:t>
+      </w:r>
+    </w:p>
+    <w:p>
+      <w:r>
+        <w:t>Procedure gate: Monthly cadence is confirmed. Select approved template/reviewer and check all required ratings before interpreting score. No automatic pay, promotion or employment decision.</w:t>
+      </w:r>
+    </w:p>
+    <w:p>
+      <w:pPr>
+        <w:pStyle w:val="Heading2"/>
+      </w:pPr>
+      <w:r>
+        <w:t>Exit and record</w:t>
+      </w:r>
+    </w:p>
+    <w:p>
+      <w:r>
+        <w:t>Output: Private completed monthly review with evidence, feedback, SMART goals and development actions. Required record: Private appraisal, source references, review conversation, required decisions/signatures and next-period follow-up.</w:t>
       </w:r>
     </w:p>
     <w:p>
@@ -8964,232 +9244,12 @@
         <w:pageBreakBefore/>
       </w:pPr>
       <w:r>
-        <w:t>10. Worked training case: Orbit Studio — fictional</w:t>
-      </w:r>
-    </w:p>
-    <w:p>
-      <w:r>
-        <w:t>TRAINING ONLY. Orbit Studio is a fictional account. The amounts below are arithmetic illustrations, not actual clients, contracts, prices or market evidence. Read each checkpoint and say what may happen next before reading the expected route.</w:t>
-      </w:r>
-    </w:p>
-    <w:p>
-      <w:pPr>
-        <w:pStyle w:val="Heading2"/>
-      </w:pPr>
-      <w:r>
-        <w:t>1 / Prospect and first meeting</w:t>
-      </w:r>
-    </w:p>
-    <w:p>
-      <w:r>
-        <w:t>Situation: Sales finds a business after reviewing its social channels. Sales/BD prepares an audit, initial strategy and three tiers; AM participates. Meeting one reveals that the client has limited footage and a different target audience.</w:t>
-      </w:r>
-    </w:p>
-    <w:p>
-      <w:r>
-        <w:t>Expected route: Capture the actual brief and mismatches. Do not treat the initial skill output as the final actual strategy.</w:t>
-      </w:r>
-    </w:p>
-    <w:p>
-      <w:pPr>
-        <w:pStyle w:val="Heading2"/>
-      </w:pPr>
-      <w:r>
-        <w:t>2 / Interest is not readiness</w:t>
-      </w:r>
-    </w:p>
-    <w:p>
-      <w:r>
-        <w:t>Situation: The prospect says “this looks promising” but has not confirmed readiness to sign.</w:t>
-      </w:r>
-    </w:p>
-    <w:p>
-      <w:r>
-        <w:t>Expected route: Keep actual-strategy development pending. Sales/BD and AM own the pre-sales next action.</w:t>
-      </w:r>
-    </w:p>
-    <w:p>
-      <w:pPr>
-        <w:pStyle w:val="Heading2"/>
-      </w:pPr>
-      <w:r>
-        <w:t>3 / Readiness confirmed</w:t>
-      </w:r>
-    </w:p>
-    <w:p>
-      <w:r>
-        <w:t>Situation: Client confirms readiness to sign.</w:t>
-      </w:r>
-    </w:p>
-    <w:p>
-      <w:r>
-        <w:t>Expected route: AM compares proposal with actual brief, then develops the actual strategy with SM/MM/MB. Resolve scope/quotation effects before the printed signing pack.</w:t>
-      </w:r>
-    </w:p>
-    <w:p>
-      <w:pPr>
-        <w:pStyle w:val="Heading2"/>
-      </w:pPr>
-      <w:r>
-        <w:t>4 / Signing and folder movement</w:t>
-      </w:r>
-    </w:p>
-    <w:p>
-      <w:r>
-        <w:t>Situation: Client signs the printed brief, actual strategy, agreed quotation and contract. The folder is still in Quotations.</w:t>
-      </w:r>
-    </w:p>
-    <w:p>
-      <w:r>
-        <w:t>Expected route: Sales or BD moves the SAME folder out to standalone client location; preserve records. AM opens kickoff group. This does not yet prove delivery payment.</w:t>
-      </w:r>
-    </w:p>
-    <w:p>
-      <w:pPr>
-        <w:pStyle w:val="Heading2"/>
-      </w:pPr>
-      <w:r>
-        <w:t>5 / Payment check</w:t>
-      </w:r>
-    </w:p>
-    <w:p>
-      <w:r>
-        <w:t>Situation: The illustrative contract includes other services and totals 10,000 units. Only 4,000 has been verified.</w:t>
-      </w:r>
-    </w:p>
-    <w:p>
-      <w:r>
-        <w:t>Expected route: Hold contracted delivery. The required minimum is 5,000. If social-only, the minimum would be 10,000. Verify funds through authorized party.</w:t>
-      </w:r>
-    </w:p>
-    <w:p>
-      <w:pPr>
-        <w:pStyle w:val="Heading2"/>
-      </w:pPr>
-      <w:r>
-        <w:t>6 / Production assignment</w:t>
-      </w:r>
-    </w:p>
-    <w:p>
-      <w:r>
-        <w:t>Situation: Required upfront funds are verified. AM creates a content task and a reel task. Footage for the reel is missing.</w:t>
-      </w:r>
-    </w:p>
-    <w:p>
-      <w:r>
-        <w:t>Expected route: Content may proceed when its inputs are ready; mark the reel blocked on footage and have AM coordinate it. Keep separate accountable holders.</w:t>
-      </w:r>
-    </w:p>
-    <w:p>
-      <w:pPr>
-        <w:pStyle w:val="Heading2"/>
-      </w:pPr>
-      <w:r>
-        <w:t>7 / Content review</w:t>
-      </w:r>
-    </w:p>
-    <w:p>
-      <w:r>
-        <w:t>Situation: Writer submits on task sheet and uploads the monthly calendar. HC returns a caption with comments.</w:t>
-      </w:r>
-    </w:p>
-    <w:p>
-      <w:r>
-        <w:t>Expected route: Comments remain on the same calendar/item; task stays open. Writer executes comments and records response; HC reviews, then MM approves.</w:t>
-      </w:r>
-    </w:p>
-    <w:p>
-      <w:pPr>
-        <w:pStyle w:val="Heading2"/>
-      </w:pPr>
-      <w:r>
-        <w:t>8 / Video review</w:t>
-      </w:r>
-    </w:p>
-    <w:p>
-      <w:r>
-        <w:t>Situation: Editor submits the reel after footage arrives. MM finds a wrong price at a timestamp.</w:t>
-      </w:r>
-    </w:p>
-    <w:p>
-      <w:r>
-        <w:t>Expected route: MM records video-quality feedback. Editor corrects and resubmits. MM quality pass and final internal approval are distinct records.</w:t>
-      </w:r>
-    </w:p>
-    <w:p>
-      <w:pPr>
-        <w:pStyle w:val="Heading2"/>
-      </w:pPr>
-      <w:r>
-        <w:t>9 / Client presentation</w:t>
-      </w:r>
-    </w:p>
-    <w:p>
-      <w:r>
-        <w:t>Situation: AM gathers finalized work in one PPTX. Client asks for a design change but has not approved it.</w:t>
-      </w:r>
-    </w:p>
-    <w:p>
-      <w:r>
-        <w:t>Expected route: Route the affected task back, keep/reopen it, execute comments and repeat relevant reviews. Do not publish the rejected version.</w:t>
-      </w:r>
-    </w:p>
-    <w:p>
-      <w:pPr>
-        <w:pStyle w:val="Heading2"/>
-      </w:pPr>
-      <w:r>
-        <w:t>10 / Approval and execution</w:t>
-      </w:r>
-    </w:p>
-    <w:p>
-      <w:r>
-        <w:t>Situation: Client approves the corrected presentation/version.</w:t>
-      </w:r>
-    </w:p>
-    <w:p>
-      <w:r>
-        <w:t>Expected route: Archive final approved Design/Video copies. SM receives approved calendar/presentation and assets, schedules/publishes and manages replies.</w:t>
-      </w:r>
-    </w:p>
-    <w:p>
-      <w:pPr>
-        <w:pStyle w:val="Heading2"/>
-      </w:pPr>
-      <w:r>
-        <w:t>11 / Learn and fee</w:t>
-      </w:r>
-    </w:p>
-    <w:p>
-      <w:r>
-        <w:t>Situation: SM prepares performance/listening reports. MB’s plan is executed with verified actual expenses of 8,000 units on the agreed basis.</w:t>
-      </w:r>
-    </w:p>
-    <w:p>
-      <w:r>
-        <w:t>Expected route: Review evidence and owned next actions. The illustrative 25% post-execution fee is 2,000; unknown taxes/terms are not invented.</w:t>
-      </w:r>
-    </w:p>
-    <w:p>
-      <w:pPr>
-        <w:pStyle w:val="Heading1"/>
-        <w:pageBreakBefore/>
-      </w:pPr>
-      <w:r>
-        <w:t>11. Reusable templates — complete in private company systems</w:t>
-      </w:r>
-    </w:p>
-    <w:p>
-      <w:r>
-        <w:t>Templates below are recommended controls, not assertions that these exact fields already exist in the workbook. Use approved tools and map fields before altering live records. Placeholders must be completed with real evidence privately; never put passwords into these forms.</w:t>
-      </w:r>
-    </w:p>
-    <w:p>
-      <w:pPr>
-        <w:pStyle w:val="Heading2"/>
-      </w:pPr>
-      <w:r>
-        <w:t>A. Access and authority inventory</w:t>
+        <w:t>9A. Monthly performance appraisals: how to run the people review</w:t>
+      </w:r>
+    </w:p>
+    <w:p>
+      <w:r>
+        <w:t>CONFIRMED: conduct the company performance appraisal monthly. This is distinct from client performance reports, daily task checks and the quarterly objectives section inside the forms. Use the actual month and approved role-specific master, not an assumed annual or quarterly review cycle.</w:t>
       </w:r>
     </w:p>
     <w:tbl>
@@ -9217,7 +9277,7 @@
                 <w:b/>
                 <w:color w:val="FFFFFF"/>
               </w:rPr>
-              <w:t>Field</w:t>
+              <w:t>Section in supplied forms</w:t>
             </w:r>
           </w:p>
         </w:tc>
@@ -9232,7 +9292,7 @@
                 <w:b/>
                 <w:color w:val="FFFFFF"/>
               </w:rPr>
-              <w:t>Complete privately / example instruction</w:t>
+              <w:t>Weight</w:t>
             </w:r>
           </w:p>
         </w:tc>
@@ -9247,17 +9307,17 @@
           </w:tcPr>
           <w:p>
             <w:r>
-              <w:t>System / account</w:t>
-            </w:r>
-          </w:p>
-        </w:tc>
-        <w:tc>
-          <w:tcPr>
-            <w:tcW w:type="dxa" w:w="5112"/>
-          </w:tcPr>
-          <w:p>
-            <w:r>
-              <w:t>[Drive/task sheet/publishing/media/communication system]</w:t>
+              <w:t>Core competencies</w:t>
+            </w:r>
+          </w:p>
+        </w:tc>
+        <w:tc>
+          <w:tcPr>
+            <w:tcW w:type="dxa" w:w="5112"/>
+          </w:tcPr>
+          <w:p>
+            <w:r>
+              <w:t>30%</w:t>
             </w:r>
           </w:p>
         </w:tc>
@@ -9272,17 +9332,17 @@
           </w:tcPr>
           <w:p>
             <w:r>
-              <w:t>Authorized administrator</w:t>
-            </w:r>
-          </w:p>
-        </w:tc>
-        <w:tc>
-          <w:tcPr>
-            <w:tcW w:type="dxa" w:w="5112"/>
-          </w:tcPr>
-          <w:p>
-            <w:r>
-              <w:t>[Role/contact in private register]</w:t>
+              <w:t>Role-specific or technical KPIs</w:t>
+            </w:r>
+          </w:p>
+        </w:tc>
+        <w:tc>
+          <w:tcPr>
+            <w:tcW w:type="dxa" w:w="5112"/>
+          </w:tcPr>
+          <w:p>
+            <w:r>
+              <w:t>50%</w:t>
             </w:r>
           </w:p>
         </w:tc>
@@ -9297,17 +9357,17 @@
           </w:tcPr>
           <w:p>
             <w:r>
-              <w:t>Access required / granted</w:t>
-            </w:r>
-          </w:p>
-        </w:tc>
-        <w:tc>
-          <w:tcPr>
-            <w:tcW w:type="dxa" w:w="5112"/>
-          </w:tcPr>
-          <w:p>
-            <w:r>
-              <w:t>[Purpose, role permissions and test result—not password]</w:t>
+              <w:t>Professional development</w:t>
+            </w:r>
+          </w:p>
+        </w:tc>
+        <w:tc>
+          <w:tcPr>
+            <w:tcW w:type="dxa" w:w="5112"/>
+          </w:tcPr>
+          <w:p>
+            <w:r>
+              <w:t>10%</w:t>
             </w:r>
           </w:p>
         </w:tc>
@@ -9322,17 +9382,79 @@
           </w:tcPr>
           <w:p>
             <w:r>
-              <w:t>Authority boundary</w:t>
-            </w:r>
-          </w:p>
-        </w:tc>
-        <w:tc>
-          <w:tcPr>
-            <w:tcW w:type="dxa" w:w="5112"/>
-          </w:tcPr>
-          <w:p>
-            <w:r>
-              <w:t>[What MM may decide; limit; approving party]</w:t>
+              <w:t>Company events and culture</w:t>
+            </w:r>
+          </w:p>
+        </w:tc>
+        <w:tc>
+          <w:tcPr>
+            <w:tcW w:type="dxa" w:w="5112"/>
+          </w:tcPr>
+          <w:p>
+            <w:r>
+              <w:t>10%</w:t>
+            </w:r>
+          </w:p>
+        </w:tc>
+      </w:tr>
+    </w:tbl>
+    <w:tbl>
+      <w:tblPr>
+        <w:tblStyle w:val="TableGrid"/>
+        <w:tblW w:type="auto" w:w="0"/>
+        <w:tblLook w:firstColumn="1" w:firstRow="1" w:lastColumn="0" w:lastRow="0" w:noHBand="0" w:noVBand="1" w:val="04A0"/>
+      </w:tblPr>
+      <w:tblGrid>
+        <w:gridCol w:w="3408"/>
+        <w:gridCol w:w="3408"/>
+        <w:gridCol w:w="3408"/>
+      </w:tblGrid>
+      <w:tr>
+        <w:trPr>
+          <w:tblHeader/>
+        </w:trPr>
+        <w:tc>
+          <w:tcPr>
+            <w:tcW w:type="dxa" w:w="3408"/>
+            <w:shd w:fill="7D2B42"/>
+          </w:tcPr>
+          <w:p>
+            <w:r>
+              <w:rPr>
+                <w:b/>
+                <w:color w:val="FFFFFF"/>
+              </w:rPr>
+              <w:t>Score</w:t>
+            </w:r>
+          </w:p>
+        </w:tc>
+        <w:tc>
+          <w:tcPr>
+            <w:tcW w:type="dxa" w:w="3408"/>
+            <w:shd w:fill="7D2B42"/>
+          </w:tcPr>
+          <w:p>
+            <w:r>
+              <w:rPr>
+                <w:b/>
+                <w:color w:val="FFFFFF"/>
+              </w:rPr>
+              <w:t>Level</w:t>
+            </w:r>
+          </w:p>
+        </w:tc>
+        <w:tc>
+          <w:tcPr>
+            <w:tcW w:type="dxa" w:w="3408"/>
+            <w:shd w:fill="7D2B42"/>
+          </w:tcPr>
+          <w:p>
+            <w:r>
+              <w:rPr>
+                <w:b/>
+                <w:color w:val="FFFFFF"/>
+              </w:rPr>
+              <w:t>Behavioral description</w:t>
             </w:r>
           </w:p>
         </w:tc>
@@ -9343,21 +9465,31 @@
         </w:trPr>
         <w:tc>
           <w:tcPr>
-            <w:tcW w:type="dxa" w:w="5112"/>
-          </w:tcPr>
-          <w:p>
-            <w:r>
-              <w:t>Backup / issue route</w:t>
-            </w:r>
-          </w:p>
-        </w:tc>
-        <w:tc>
-          <w:tcPr>
-            <w:tcW w:type="dxa" w:w="5112"/>
-          </w:tcPr>
-          <w:p>
-            <w:r>
-              <w:t>[Named authorized delegate and scope]</w:t>
+            <w:tcW w:type="dxa" w:w="3408"/>
+          </w:tcPr>
+          <w:p>
+            <w:r>
+              <w:t>1</w:t>
+            </w:r>
+          </w:p>
+        </w:tc>
+        <w:tc>
+          <w:tcPr>
+            <w:tcW w:type="dxa" w:w="3408"/>
+          </w:tcPr>
+          <w:p>
+            <w:r>
+              <w:t>Poor</w:t>
+            </w:r>
+          </w:p>
+        </w:tc>
+        <w:tc>
+          <w:tcPr>
+            <w:tcW w:type="dxa" w:w="3408"/>
+          </w:tcPr>
+          <w:p>
+            <w:r>
+              <w:t>Performance consistently falls below expectations</w:t>
             </w:r>
           </w:p>
         </w:tc>
@@ -9368,21 +9500,136 @@
         </w:trPr>
         <w:tc>
           <w:tcPr>
-            <w:tcW w:type="dxa" w:w="5112"/>
-          </w:tcPr>
-          <w:p>
-            <w:r>
-              <w:t>Evidence / status</w:t>
-            </w:r>
-          </w:p>
-        </w:tc>
-        <w:tc>
-          <w:tcPr>
-            <w:tcW w:type="dxa" w:w="5112"/>
-          </w:tcPr>
-          <w:p>
-            <w:r>
-              <w:t>[Private reference; not assessed / verified / blocked; date]</w:t>
+            <w:tcW w:type="dxa" w:w="3408"/>
+          </w:tcPr>
+          <w:p>
+            <w:r>
+              <w:t>2</w:t>
+            </w:r>
+          </w:p>
+        </w:tc>
+        <w:tc>
+          <w:tcPr>
+            <w:tcW w:type="dxa" w:w="3408"/>
+          </w:tcPr>
+          <w:p>
+            <w:r>
+              <w:t>Below Expectations</w:t>
+            </w:r>
+          </w:p>
+        </w:tc>
+        <w:tc>
+          <w:tcPr>
+            <w:tcW w:type="dxa" w:w="3408"/>
+          </w:tcPr>
+          <w:p>
+            <w:r>
+              <w:t>Occasionally meets expectations; needs improvement</w:t>
+            </w:r>
+          </w:p>
+        </w:tc>
+      </w:tr>
+      <w:tr>
+        <w:trPr>
+          <w:cantSplit/>
+        </w:trPr>
+        <w:tc>
+          <w:tcPr>
+            <w:tcW w:type="dxa" w:w="3408"/>
+          </w:tcPr>
+          <w:p>
+            <w:r>
+              <w:t>3</w:t>
+            </w:r>
+          </w:p>
+        </w:tc>
+        <w:tc>
+          <w:tcPr>
+            <w:tcW w:type="dxa" w:w="3408"/>
+          </w:tcPr>
+          <w:p>
+            <w:r>
+              <w:t>Meets Expectations</w:t>
+            </w:r>
+          </w:p>
+        </w:tc>
+        <w:tc>
+          <w:tcPr>
+            <w:tcW w:type="dxa" w:w="3408"/>
+          </w:tcPr>
+          <w:p>
+            <w:r>
+              <w:t>Consistently meets job requirements</w:t>
+            </w:r>
+          </w:p>
+        </w:tc>
+      </w:tr>
+      <w:tr>
+        <w:trPr>
+          <w:cantSplit/>
+        </w:trPr>
+        <w:tc>
+          <w:tcPr>
+            <w:tcW w:type="dxa" w:w="3408"/>
+          </w:tcPr>
+          <w:p>
+            <w:r>
+              <w:t>4</w:t>
+            </w:r>
+          </w:p>
+        </w:tc>
+        <w:tc>
+          <w:tcPr>
+            <w:tcW w:type="dxa" w:w="3408"/>
+          </w:tcPr>
+          <w:p>
+            <w:r>
+              <w:t>Exceeds Expectations</w:t>
+            </w:r>
+          </w:p>
+        </w:tc>
+        <w:tc>
+          <w:tcPr>
+            <w:tcW w:type="dxa" w:w="3408"/>
+          </w:tcPr>
+          <w:p>
+            <w:r>
+              <w:t>Frequently exceeds job requirements</w:t>
+            </w:r>
+          </w:p>
+        </w:tc>
+      </w:tr>
+      <w:tr>
+        <w:trPr>
+          <w:cantSplit/>
+        </w:trPr>
+        <w:tc>
+          <w:tcPr>
+            <w:tcW w:type="dxa" w:w="3408"/>
+          </w:tcPr>
+          <w:p>
+            <w:r>
+              <w:t>5</w:t>
+            </w:r>
+          </w:p>
+        </w:tc>
+        <w:tc>
+          <w:tcPr>
+            <w:tcW w:type="dxa" w:w="3408"/>
+          </w:tcPr>
+          <w:p>
+            <w:r>
+              <w:t>Outstanding</w:t>
+            </w:r>
+          </w:p>
+        </w:tc>
+        <w:tc>
+          <w:tcPr>
+            <w:tcW w:type="dxa" w:w="3408"/>
+          </w:tcPr>
+          <w:p>
+            <w:r>
+              <w:t>Consistently exceptional performance</w:t>
             </w:r>
           </w:p>
         </w:tc>
@@ -9393,7 +9640,322 @@
         <w:pStyle w:val="Heading2"/>
       </w:pPr>
       <w:r>
-        <w:t>B. Client operating snapshot</w:t>
+        <w:t>Prepare, meet and follow through</w:t>
+      </w:r>
+    </w:p>
+    <w:p>
+      <w:r>
+        <w:t>1. Select the approved role-specific form and record employee, actual review month and confirmed direct reviewer privately. Do not infer a reviewer from coordination responsibilities.</w:t>
+      </w:r>
+    </w:p>
+    <w:p>
+      <w:r>
+        <w:t>2. Collect month-specific evidence from tasks, quality/revision records, outputs and role-appropriate results. Distinguish missing inputs or changed scope from individual execution.</w:t>
+      </w:r>
+    </w:p>
+    <w:p>
+      <w:r>
+        <w:t>3. Employee completes Self-Rating before the review meeting. Manager completes Manager Rating; compare the gap rather than assuming agreement.</w:t>
+      </w:r>
+    </w:p>
+    <w:p>
+      <w:r>
+        <w:t>4. Use the supplied 1–5 scale and behavioral anchors. Ratings 1, 2 and 5 require a brief evidence-based justification in the Notes field/section.</w:t>
+      </w:r>
+    </w:p>
+    <w:p>
+      <w:r>
+        <w:t>5. Check the role-specific weights and calculations. Supplied Excel uses Gap = Manager minus Self and weighted contribution = KPI weight × Manager Rating / 5. Confirm completion before interpreting totals: blank manager ratings are treated as zero in the supplied formulas.</w:t>
+      </w:r>
+    </w:p>
+    <w:p>
+      <w:r>
+        <w:t>6. Hold the monthly review conversation, record achievements, blockers, strengths, improvement areas and employee feedback. Track the template's quarterly OKRs within the monthly conversation; do not confuse the two cadences.</w:t>
+      </w:r>
+    </w:p>
+    <w:p>
+      <w:r>
+        <w:t>7. Agree SMART goals and development/training actions for the next period, with accountable action owners and agreed follow-up. Record the signatures/decisions required by the adopted process.</w:t>
+      </w:r>
+    </w:p>
+    <w:p>
+      <w:r>
+        <w:t>8. Keep completed appraisals and salary/career information in private authorized storage; carry goals into the following monthly review. Promotion, salary, succession and HR fields are not automatic decisions or approvals.</w:t>
+      </w:r>
+    </w:p>
+    <w:p>
+      <w:pPr>
+        <w:pStyle w:val="Heading2"/>
+      </w:pPr>
+      <w:r>
+        <w:t>Read the formula correctly</w:t>
+      </w:r>
+    </w:p>
+    <w:p>
+      <w:r>
+        <w:t>The sampled Excel formulas calculate Gap = Manager Rating minus Self-Rating. Each weighted contribution is KPI weight × Manager Rating / 5, and section contributions are summed. The employee self-rating supports discussion; it is not substituted for manager rating in those formulas. Some blank manager ratings produce zero contributions, so completeness must be checked before interpreting a total or grade.</w:t>
+      </w:r>
+    </w:p>
+    <w:p>
+      <w:r>
+        <w:t>Sampled grade formulas show Excellent at 90%+, Very Good at 80%+, Good at 70%+, otherwise Needs Improvement. Treat these as provided-template logic, verify the approved master and all required ratings before use, and do not turn an incomplete form into a negative employment judgment.</w:t>
+      </w:r>
+    </w:p>
+    <w:p>
+      <w:pPr>
+        <w:pStyle w:val="Heading2"/>
+      </w:pPr>
+      <w:r>
+        <w:t>Role mapping and approval limits</w:t>
+      </w:r>
+    </w:p>
+    <w:p>
+      <w:r>
+        <w:t>The archive contains nine role-title families, including Marketing Manager, Account Manager, Senior Content Creator, Content Creator, Graphic Designer, Video Editor, Social Media Specialist, a combined Content/Social role and Performance Marketing Specialist. This does not add staff positions or automatically settle mapping to all 14 roles. Confirm missing/combined-role cases, reviewer of MM and final HR/owner authority. Keep original archive and completed employee forms private.</w:t>
+      </w:r>
+    </w:p>
+    <w:p>
+      <w:r>
+        <w:t>The template requests justification for ratings 1, 2 and 5 and includes achievements, blockers, manager evaluation, employee feedback, next-period SMART goals, development/training, HR notes and signatures. Quarterly OKRs are followed within the monthly discussion; they do not change the monthly appraisal cadence.</w:t>
+      </w:r>
+    </w:p>
+    <w:p>
+      <w:r>
+        <w:t>Open decisions: Approved master/version; mapping nine supplied role-title families to the 14 positions (including missing/combined-role cases); reviewer of Marketing Manager; final HR/owner authority; exact deadlines and private storage/access. Do not create extra staff positions or force mismatched scorecards.</w:t>
+      </w:r>
+    </w:p>
+    <w:p>
+      <w:pPr>
+        <w:pStyle w:val="Heading1"/>
+        <w:pageBreakBefore/>
+      </w:pPr>
+      <w:r>
+        <w:t>10. Worked training case: Orbit Studio — fictional</w:t>
+      </w:r>
+    </w:p>
+    <w:p>
+      <w:r>
+        <w:t>TRAINING ONLY. Orbit Studio is a fictional account. The amounts below are arithmetic illustrations, not actual clients, contracts, prices or market evidence. Read each checkpoint and say what may happen next before reading the expected route.</w:t>
+      </w:r>
+    </w:p>
+    <w:p>
+      <w:pPr>
+        <w:pStyle w:val="Heading2"/>
+      </w:pPr>
+      <w:r>
+        <w:t>1 / Prospect and first meeting</w:t>
+      </w:r>
+    </w:p>
+    <w:p>
+      <w:r>
+        <w:t>Situation: Sales finds a business after reviewing its social channels. Sales/BD prepares an audit, initial strategy and three tiers; AM participates. Meeting one reveals that the client has limited footage and a different target audience.</w:t>
+      </w:r>
+    </w:p>
+    <w:p>
+      <w:r>
+        <w:t>Expected route: Capture the actual brief and mismatches. Do not treat the initial skill output as the final actual strategy.</w:t>
+      </w:r>
+    </w:p>
+    <w:p>
+      <w:pPr>
+        <w:pStyle w:val="Heading2"/>
+      </w:pPr>
+      <w:r>
+        <w:t>2 / Interest is not readiness</w:t>
+      </w:r>
+    </w:p>
+    <w:p>
+      <w:r>
+        <w:t>Situation: The prospect says “this looks promising” but has not confirmed readiness to sign.</w:t>
+      </w:r>
+    </w:p>
+    <w:p>
+      <w:r>
+        <w:t>Expected route: Keep actual-strategy development pending. Sales/BD and AM own the pre-sales next action.</w:t>
+      </w:r>
+    </w:p>
+    <w:p>
+      <w:pPr>
+        <w:pStyle w:val="Heading2"/>
+      </w:pPr>
+      <w:r>
+        <w:t>3 / Readiness confirmed</w:t>
+      </w:r>
+    </w:p>
+    <w:p>
+      <w:r>
+        <w:t>Situation: Client confirms readiness to sign.</w:t>
+      </w:r>
+    </w:p>
+    <w:p>
+      <w:r>
+        <w:t>Expected route: AM compares proposal with actual brief, then develops the actual strategy with SM/MM/MB. Resolve scope/quotation effects before the printed signing pack.</w:t>
+      </w:r>
+    </w:p>
+    <w:p>
+      <w:pPr>
+        <w:pStyle w:val="Heading2"/>
+      </w:pPr>
+      <w:r>
+        <w:t>4 / Signing and folder movement</w:t>
+      </w:r>
+    </w:p>
+    <w:p>
+      <w:r>
+        <w:t>Situation: Client signs the printed brief, actual strategy, agreed quotation and contract. The folder is still in Quotations.</w:t>
+      </w:r>
+    </w:p>
+    <w:p>
+      <w:r>
+        <w:t>Expected route: Sales or BD moves the SAME folder out to standalone client location; preserve records. AM opens kickoff group. This does not yet prove delivery payment.</w:t>
+      </w:r>
+    </w:p>
+    <w:p>
+      <w:pPr>
+        <w:pStyle w:val="Heading2"/>
+      </w:pPr>
+      <w:r>
+        <w:t>5 / Payment check</w:t>
+      </w:r>
+    </w:p>
+    <w:p>
+      <w:r>
+        <w:t>Situation: The illustrative contract includes other services and totals 10,000 units. Only 4,000 has been verified.</w:t>
+      </w:r>
+    </w:p>
+    <w:p>
+      <w:r>
+        <w:t>Expected route: Hold contracted delivery. The required minimum is 5,000. If social-only, the minimum would be 10,000. Verify funds through authorized party.</w:t>
+      </w:r>
+    </w:p>
+    <w:p>
+      <w:pPr>
+        <w:pStyle w:val="Heading2"/>
+      </w:pPr>
+      <w:r>
+        <w:t>6 / Production assignment</w:t>
+      </w:r>
+    </w:p>
+    <w:p>
+      <w:r>
+        <w:t>Situation: Required upfront funds are verified. AM creates a content task and a reel task. Footage for the reel is missing.</w:t>
+      </w:r>
+    </w:p>
+    <w:p>
+      <w:r>
+        <w:t>Expected route: Content may proceed when its inputs are ready; mark the reel blocked on footage and have AM coordinate it. Keep separate accountable holders.</w:t>
+      </w:r>
+    </w:p>
+    <w:p>
+      <w:pPr>
+        <w:pStyle w:val="Heading2"/>
+      </w:pPr>
+      <w:r>
+        <w:t>7 / Content review</w:t>
+      </w:r>
+    </w:p>
+    <w:p>
+      <w:r>
+        <w:t>Situation: Writer submits on task sheet and uploads the monthly calendar. HC returns a caption with comments.</w:t>
+      </w:r>
+    </w:p>
+    <w:p>
+      <w:r>
+        <w:t>Expected route: Comments remain on the same calendar/item; task stays open. Writer executes comments and records response; HC reviews, then MM approves.</w:t>
+      </w:r>
+    </w:p>
+    <w:p>
+      <w:pPr>
+        <w:pStyle w:val="Heading2"/>
+      </w:pPr>
+      <w:r>
+        <w:t>8 / Video review</w:t>
+      </w:r>
+    </w:p>
+    <w:p>
+      <w:r>
+        <w:t>Situation: Editor submits the reel after footage arrives. MM finds a wrong price at a timestamp.</w:t>
+      </w:r>
+    </w:p>
+    <w:p>
+      <w:r>
+        <w:t>Expected route: MM records video-quality feedback. Editor corrects and resubmits. MM quality pass and final internal approval are distinct records.</w:t>
+      </w:r>
+    </w:p>
+    <w:p>
+      <w:pPr>
+        <w:pStyle w:val="Heading2"/>
+      </w:pPr>
+      <w:r>
+        <w:t>9 / Client presentation</w:t>
+      </w:r>
+    </w:p>
+    <w:p>
+      <w:r>
+        <w:t>Situation: AM gathers finalized work in one PPTX. Client asks for a design change but has not approved it.</w:t>
+      </w:r>
+    </w:p>
+    <w:p>
+      <w:r>
+        <w:t>Expected route: Route the affected task back, keep/reopen it, execute comments and repeat relevant reviews. Do not publish the rejected version.</w:t>
+      </w:r>
+    </w:p>
+    <w:p>
+      <w:pPr>
+        <w:pStyle w:val="Heading2"/>
+      </w:pPr>
+      <w:r>
+        <w:t>10 / Approval and execution</w:t>
+      </w:r>
+    </w:p>
+    <w:p>
+      <w:r>
+        <w:t>Situation: Client approves the corrected presentation/version.</w:t>
+      </w:r>
+    </w:p>
+    <w:p>
+      <w:r>
+        <w:t>Expected route: Archive final approved Design/Video copies. SM receives approved calendar/presentation and assets, schedules/publishes and manages replies.</w:t>
+      </w:r>
+    </w:p>
+    <w:p>
+      <w:pPr>
+        <w:pStyle w:val="Heading2"/>
+      </w:pPr>
+      <w:r>
+        <w:t>11 / Learn and fee</w:t>
+      </w:r>
+    </w:p>
+    <w:p>
+      <w:r>
+        <w:t>Situation: SM prepares performance/listening reports. MB’s plan is executed with verified actual expenses of 8,000 units on the agreed basis.</w:t>
+      </w:r>
+    </w:p>
+    <w:p>
+      <w:r>
+        <w:t>Expected route: Review evidence and owned next actions. The illustrative 25% post-execution fee is 2,000; unknown taxes/terms are not invented.</w:t>
+      </w:r>
+    </w:p>
+    <w:p>
+      <w:pPr>
+        <w:pStyle w:val="Heading1"/>
+        <w:pageBreakBefore/>
+      </w:pPr>
+      <w:r>
+        <w:t>11. Reusable templates — complete in private company systems</w:t>
+      </w:r>
+    </w:p>
+    <w:p>
+      <w:r>
+        <w:t>Templates below are recommended controls, not assertions that these exact fields already exist in the workbook. Use approved tools and map fields before altering live records. Placeholders must be completed with real evidence privately; never put passwords into these forms.</w:t>
+      </w:r>
+    </w:p>
+    <w:p>
+      <w:pPr>
+        <w:pStyle w:val="Heading2"/>
+      </w:pPr>
+      <w:r>
+        <w:t>A. Access and authority inventory</w:t>
       </w:r>
     </w:p>
     <w:tbl>
@@ -9451,17 +10013,17 @@
           </w:tcPr>
           <w:p>
             <w:r>
-              <w:t>Account / scope</w:t>
-            </w:r>
-          </w:p>
-        </w:tc>
-        <w:tc>
-          <w:tcPr>
-            <w:tcW w:type="dxa" w:w="5112"/>
-          </w:tcPr>
-          <w:p>
-            <w:r>
-              <w:t>[Private account reference and signed service scope]</w:t>
+              <w:t>System / account</w:t>
+            </w:r>
+          </w:p>
+        </w:tc>
+        <w:tc>
+          <w:tcPr>
+            <w:tcW w:type="dxa" w:w="5112"/>
+          </w:tcPr>
+          <w:p>
+            <w:r>
+              <w:t>[Drive/task sheet/publishing/media/communication system]</w:t>
             </w:r>
           </w:p>
         </w:tc>
@@ -9476,17 +10038,17 @@
           </w:tcPr>
           <w:p>
             <w:r>
-              <w:t>Current strategy / brief</w:t>
-            </w:r>
-          </w:p>
-        </w:tc>
-        <w:tc>
-          <w:tcPr>
-            <w:tcW w:type="dxa" w:w="5112"/>
-          </w:tcPr>
-          <w:p>
-            <w:r>
-              <w:t>[Actual strategy and brief references; distinguish initial proposal]</w:t>
+              <w:t>Authorized administrator</w:t>
+            </w:r>
+          </w:p>
+        </w:tc>
+        <w:tc>
+          <w:tcPr>
+            <w:tcW w:type="dxa" w:w="5112"/>
+          </w:tcPr>
+          <w:p>
+            <w:r>
+              <w:t>[Role/contact in private register]</w:t>
             </w:r>
           </w:p>
         </w:tc>
@@ -9501,17 +10063,17 @@
           </w:tcPr>
           <w:p>
             <w:r>
-              <w:t>Commercial state</w:t>
-            </w:r>
-          </w:p>
-        </w:tc>
-        <w:tc>
-          <w:tcPr>
-            <w:tcW w:type="dxa" w:w="5112"/>
-          </w:tcPr>
-          <w:p>
-            <w:r>
-              <w:t>[Ready to sign / signed / payment verification status and reference]</w:t>
+              <w:t>Access required / granted</w:t>
+            </w:r>
+          </w:p>
+        </w:tc>
+        <w:tc>
+          <w:tcPr>
+            <w:tcW w:type="dxa" w:w="5112"/>
+          </w:tcPr>
+          <w:p>
+            <w:r>
+              <w:t>[Purpose, role permissions and test result—not password]</w:t>
             </w:r>
           </w:p>
         </w:tc>
@@ -9526,17 +10088,17 @@
           </w:tcPr>
           <w:p>
             <w:r>
-              <w:t>Current work</w:t>
-            </w:r>
-          </w:p>
-        </w:tc>
-        <w:tc>
-          <w:tcPr>
-            <w:tcW w:type="dxa" w:w="5112"/>
-          </w:tcPr>
-          <w:p>
-            <w:r>
-              <w:t>[Task holder, next milestone, open comments and blockers]</w:t>
+              <w:t>Authority boundary</w:t>
+            </w:r>
+          </w:p>
+        </w:tc>
+        <w:tc>
+          <w:tcPr>
+            <w:tcW w:type="dxa" w:w="5112"/>
+          </w:tcPr>
+          <w:p>
+            <w:r>
+              <w:t>[What MM may decide; limit; approving party]</w:t>
             </w:r>
           </w:p>
         </w:tc>
@@ -9551,17 +10113,17 @@
           </w:tcPr>
           <w:p>
             <w:r>
-              <w:t>Client pack / approval</w:t>
-            </w:r>
-          </w:p>
-        </w:tc>
-        <w:tc>
-          <w:tcPr>
-            <w:tcW w:type="dxa" w:w="5112"/>
-          </w:tcPr>
-          <w:p>
-            <w:r>
-              <w:t>[Current version; decision/evidence; pending items]</w:t>
+              <w:t>Backup / issue route</w:t>
+            </w:r>
+          </w:p>
+        </w:tc>
+        <w:tc>
+          <w:tcPr>
+            <w:tcW w:type="dxa" w:w="5112"/>
+          </w:tcPr>
+          <w:p>
+            <w:r>
+              <w:t>[Named authorized delegate and scope]</w:t>
             </w:r>
           </w:p>
         </w:tc>
@@ -9576,17 +10138,17 @@
           </w:tcPr>
           <w:p>
             <w:r>
-              <w:t>Publishing / reporting</w:t>
-            </w:r>
-          </w:p>
-        </w:tc>
-        <w:tc>
-          <w:tcPr>
-            <w:tcW w:type="dxa" w:w="5112"/>
-          </w:tcPr>
-          <w:p>
-            <w:r>
-              <w:t>[Approved calendar, live/scheduled view, reporting obligations]</w:t>
+              <w:t>Evidence / status</w:t>
+            </w:r>
+          </w:p>
+        </w:tc>
+        <w:tc>
+          <w:tcPr>
+            <w:tcW w:type="dxa" w:w="5112"/>
+          </w:tcPr>
+          <w:p>
+            <w:r>
+              <w:t>[Private reference; not assessed / verified / blocked; date]</w:t>
             </w:r>
           </w:p>
         </w:tc>
@@ -9597,7 +10159,7 @@
         <w:pStyle w:val="Heading2"/>
       </w:pPr>
       <w:r>
-        <w:t>C. Proposal-to-actual-brief comparison</w:t>
+        <w:t>B. Client operating snapshot</w:t>
       </w:r>
     </w:p>
     <w:tbl>
@@ -9655,17 +10217,17 @@
           </w:tcPr>
           <w:p>
             <w:r>
-              <w:t>Readiness evidence</w:t>
-            </w:r>
-          </w:p>
-        </w:tc>
-        <w:tc>
-          <w:tcPr>
-            <w:tcW w:type="dxa" w:w="5112"/>
-          </w:tcPr>
-          <w:p>
-            <w:r>
-              <w:t>[Client ready to sign after meeting one; date/reference]</w:t>
+              <w:t>Account / scope</w:t>
+            </w:r>
+          </w:p>
+        </w:tc>
+        <w:tc>
+          <w:tcPr>
+            <w:tcW w:type="dxa" w:w="5112"/>
+          </w:tcPr>
+          <w:p>
+            <w:r>
+              <w:t>[Private account reference and signed service scope]</w:t>
             </w:r>
           </w:p>
         </w:tc>
@@ -9680,17 +10242,17 @@
           </w:tcPr>
           <w:p>
             <w:r>
-              <w:t>Proposal assumption</w:t>
-            </w:r>
-          </w:p>
-        </w:tc>
-        <w:tc>
-          <w:tcPr>
-            <w:tcW w:type="dxa" w:w="5112"/>
-          </w:tcPr>
-          <w:p>
-            <w:r>
-              <w:t>[Specific pre-meeting assumption and source]</w:t>
+              <w:t>Current strategy / brief</w:t>
+            </w:r>
+          </w:p>
+        </w:tc>
+        <w:tc>
+          <w:tcPr>
+            <w:tcW w:type="dxa" w:w="5112"/>
+          </w:tcPr>
+          <w:p>
+            <w:r>
+              <w:t>[Actual strategy and brief references; distinguish initial proposal]</w:t>
             </w:r>
           </w:p>
         </w:tc>
@@ -9705,17 +10267,17 @@
           </w:tcPr>
           <w:p>
             <w:r>
-              <w:t>Actual brief fact</w:t>
-            </w:r>
-          </w:p>
-        </w:tc>
-        <w:tc>
-          <w:tcPr>
-            <w:tcW w:type="dxa" w:w="5112"/>
-          </w:tcPr>
-          <w:p>
-            <w:r>
-              <w:t>[What the client actually stated; reference]</w:t>
+              <w:t>Commercial state</w:t>
+            </w:r>
+          </w:p>
+        </w:tc>
+        <w:tc>
+          <w:tcPr>
+            <w:tcW w:type="dxa" w:w="5112"/>
+          </w:tcPr>
+          <w:p>
+            <w:r>
+              <w:t>[Ready to sign / signed / payment verification status and reference]</w:t>
             </w:r>
           </w:p>
         </w:tc>
@@ -9730,17 +10292,17 @@
           </w:tcPr>
           <w:p>
             <w:r>
-              <w:t>Required strategy change</w:t>
-            </w:r>
-          </w:p>
-        </w:tc>
-        <w:tc>
-          <w:tcPr>
-            <w:tcW w:type="dxa" w:w="5112"/>
-          </w:tcPr>
-          <w:p>
-            <w:r>
-              <w:t>[Change agreed/developed by AM with SM/MM/MB]</w:t>
+              <w:t>Current work</w:t>
+            </w:r>
+          </w:p>
+        </w:tc>
+        <w:tc>
+          <w:tcPr>
+            <w:tcW w:type="dxa" w:w="5112"/>
+          </w:tcPr>
+          <w:p>
+            <w:r>
+              <w:t>[Task holder, next milestone, open comments and blockers]</w:t>
             </w:r>
           </w:p>
         </w:tc>
@@ -9755,17 +10317,17 @@
           </w:tcPr>
           <w:p>
             <w:r>
-              <w:t>Scope / quotation impact</w:t>
-            </w:r>
-          </w:p>
-        </w:tc>
-        <w:tc>
-          <w:tcPr>
-            <w:tcW w:type="dxa" w:w="5112"/>
-          </w:tcPr>
-          <w:p>
-            <w:r>
-              <w:t>[Any quantity, resource or commercial change requiring agreement]</w:t>
+              <w:t>Client pack / approval</w:t>
+            </w:r>
+          </w:p>
+        </w:tc>
+        <w:tc>
+          <w:tcPr>
+            <w:tcW w:type="dxa" w:w="5112"/>
+          </w:tcPr>
+          <w:p>
+            <w:r>
+              <w:t>[Current version; decision/evidence; pending items]</w:t>
             </w:r>
           </w:p>
         </w:tc>
@@ -9780,17 +10342,17 @@
           </w:tcPr>
           <w:p>
             <w:r>
-              <w:t>Actual strategy reference</w:t>
-            </w:r>
-          </w:p>
-        </w:tc>
-        <w:tc>
-          <w:tcPr>
-            <w:tcW w:type="dxa" w:w="5112"/>
-          </w:tcPr>
-          <w:p>
-            <w:r>
-              <w:t>[Current actual strategy and signing-pack version]</w:t>
+              <w:t>Publishing / reporting</w:t>
+            </w:r>
+          </w:p>
+        </w:tc>
+        <w:tc>
+          <w:tcPr>
+            <w:tcW w:type="dxa" w:w="5112"/>
+          </w:tcPr>
+          <w:p>
+            <w:r>
+              <w:t>[Approved calendar, live/scheduled view, reporting obligations]</w:t>
             </w:r>
           </w:p>
         </w:tc>
@@ -9801,7 +10363,7 @@
         <w:pStyle w:val="Heading2"/>
       </w:pPr>
       <w:r>
-        <w:t>D. Task and handoff card</w:t>
+        <w:t>C. Proposal-to-actual-brief comparison</w:t>
       </w:r>
     </w:p>
     <w:tbl>
@@ -9859,17 +10421,17 @@
           </w:tcPr>
           <w:p>
             <w:r>
-              <w:t>Task / account / holder</w:t>
-            </w:r>
-          </w:p>
-        </w:tc>
-        <w:tc>
-          <w:tcPr>
-            <w:tcW w:type="dxa" w:w="5112"/>
-          </w:tcPr>
-          <w:p>
-            <w:r>
-              <w:t>[Unique reference; one accountable role; collaborators if any]</w:t>
+              <w:t>Readiness evidence</w:t>
+            </w:r>
+          </w:p>
+        </w:tc>
+        <w:tc>
+          <w:tcPr>
+            <w:tcW w:type="dxa" w:w="5112"/>
+          </w:tcPr>
+          <w:p>
+            <w:r>
+              <w:t>[Client ready to sign after meeting one; date/reference]</w:t>
             </w:r>
           </w:p>
         </w:tc>
@@ -9884,17 +10446,17 @@
           </w:tcPr>
           <w:p>
             <w:r>
-              <w:t>Brief / objective</w:t>
-            </w:r>
-          </w:p>
-        </w:tc>
-        <w:tc>
-          <w:tcPr>
-            <w:tcW w:type="dxa" w:w="5112"/>
-          </w:tcPr>
-          <w:p>
-            <w:r>
-              <w:t>[Actual requirement and approved source]</w:t>
+              <w:t>Proposal assumption</w:t>
+            </w:r>
+          </w:p>
+        </w:tc>
+        <w:tc>
+          <w:tcPr>
+            <w:tcW w:type="dxa" w:w="5112"/>
+          </w:tcPr>
+          <w:p>
+            <w:r>
+              <w:t>[Specific pre-meeting assumption and source]</w:t>
             </w:r>
           </w:p>
         </w:tc>
@@ -9909,17 +10471,17 @@
           </w:tcPr>
           <w:p>
             <w:r>
-              <w:t>Priority / dates</w:t>
-            </w:r>
-          </w:p>
-        </w:tc>
-        <w:tc>
-          <w:tcPr>
-            <w:tcW w:type="dxa" w:w="5112"/>
-          </w:tcPr>
-          <w:p>
-            <w:r>
-              <w:t>[Agreed priority, due/start/end; no invented SLA]</w:t>
+              <w:t>Actual brief fact</w:t>
+            </w:r>
+          </w:p>
+        </w:tc>
+        <w:tc>
+          <w:tcPr>
+            <w:tcW w:type="dxa" w:w="5112"/>
+          </w:tcPr>
+          <w:p>
+            <w:r>
+              <w:t>[What the client actually stated; reference]</w:t>
             </w:r>
           </w:p>
         </w:tc>
@@ -9934,17 +10496,17 @@
           </w:tcPr>
           <w:p>
             <w:r>
-              <w:t>Inputs / dependencies</w:t>
-            </w:r>
-          </w:p>
-        </w:tc>
-        <w:tc>
-          <w:tcPr>
-            <w:tcW w:type="dxa" w:w="5112"/>
-          </w:tcPr>
-          <w:p>
-            <w:r>
-              <w:t>[Copy, assets, footage, preceding tasks and access]</w:t>
+              <w:t>Required strategy change</w:t>
+            </w:r>
+          </w:p>
+        </w:tc>
+        <w:tc>
+          <w:tcPr>
+            <w:tcW w:type="dxa" w:w="5112"/>
+          </w:tcPr>
+          <w:p>
+            <w:r>
+              <w:t>[Change agreed/developed by AM with SM/MM/MB]</w:t>
             </w:r>
           </w:p>
         </w:tc>
@@ -9959,17 +10521,17 @@
           </w:tcPr>
           <w:p>
             <w:r>
-              <w:t>Deliverable / acceptance</w:t>
-            </w:r>
-          </w:p>
-        </w:tc>
-        <w:tc>
-          <w:tcPr>
-            <w:tcW w:type="dxa" w:w="5112"/>
-          </w:tcPr>
-          <w:p>
-            <w:r>
-              <w:t>[What will be supplied and how it is checked]</w:t>
+              <w:t>Scope / quotation impact</w:t>
+            </w:r>
+          </w:p>
+        </w:tc>
+        <w:tc>
+          <w:tcPr>
+            <w:tcW w:type="dxa" w:w="5112"/>
+          </w:tcPr>
+          <w:p>
+            <w:r>
+              <w:t>[Any quantity, resource or commercial change requiring agreement]</w:t>
             </w:r>
           </w:p>
         </w:tc>
@@ -9984,42 +10546,17 @@
           </w:tcPr>
           <w:p>
             <w:r>
-              <w:t>Review route</w:t>
-            </w:r>
-          </w:p>
-        </w:tc>
-        <w:tc>
-          <w:tcPr>
-            <w:tcW w:type="dxa" w:w="5112"/>
-          </w:tcPr>
-          <w:p>
-            <w:r>
-              <w:t>[Head or MM video quality → MM → AM pack → client]</w:t>
-            </w:r>
-          </w:p>
-        </w:tc>
-      </w:tr>
-      <w:tr>
-        <w:trPr>
-          <w:cantSplit/>
-        </w:trPr>
-        <w:tc>
-          <w:tcPr>
-            <w:tcW w:type="dxa" w:w="5112"/>
-          </w:tcPr>
-          <w:p>
-            <w:r>
-              <w:t>References / history</w:t>
-            </w:r>
-          </w:p>
-        </w:tc>
-        <w:tc>
-          <w:tcPr>
-            <w:tcW w:type="dxa" w:w="5112"/>
-          </w:tcPr>
-          <w:p>
-            <w:r>
-              <w:t>[Current link/version; comments; decisions; final/live link]</w:t>
+              <w:t>Actual strategy reference</w:t>
+            </w:r>
+          </w:p>
+        </w:tc>
+        <w:tc>
+          <w:tcPr>
+            <w:tcW w:type="dxa" w:w="5112"/>
+          </w:tcPr>
+          <w:p>
+            <w:r>
+              <w:t>[Current actual strategy and signing-pack version]</w:t>
             </w:r>
           </w:p>
         </w:tc>
@@ -10030,7 +10567,7 @@
         <w:pStyle w:val="Heading2"/>
       </w:pPr>
       <w:r>
-        <w:t>E. Review comment and execution response</w:t>
+        <w:t>D. Task and handoff card</w:t>
       </w:r>
     </w:p>
     <w:tbl>
@@ -10088,17 +10625,17 @@
           </w:tcPr>
           <w:p>
             <w:r>
-              <w:t>Comment author / date</w:t>
-            </w:r>
-          </w:p>
-        </w:tc>
-        <w:tc>
-          <w:tcPr>
-            <w:tcW w:type="dxa" w:w="5112"/>
-          </w:tcPr>
-          <w:p>
-            <w:r>
-              <w:t>[AM/MM/relevant head/client via AM]</w:t>
+              <w:t>Task / account / holder</w:t>
+            </w:r>
+          </w:p>
+        </w:tc>
+        <w:tc>
+          <w:tcPr>
+            <w:tcW w:type="dxa" w:w="5112"/>
+          </w:tcPr>
+          <w:p>
+            <w:r>
+              <w:t>[Unique reference; one accountable role; collaborators if any]</w:t>
             </w:r>
           </w:p>
         </w:tc>
@@ -10113,17 +10650,17 @@
           </w:tcPr>
           <w:p>
             <w:r>
-              <w:t>Affected item</w:t>
-            </w:r>
-          </w:p>
-        </w:tc>
-        <w:tc>
-          <w:tcPr>
-            <w:tcW w:type="dxa" w:w="5112"/>
-          </w:tcPr>
-          <w:p>
-            <w:r>
-              <w:t>[Task, calendar slide, timestamp or asset/version]</w:t>
+              <w:t>Brief / objective</w:t>
+            </w:r>
+          </w:p>
+        </w:tc>
+        <w:tc>
+          <w:tcPr>
+            <w:tcW w:type="dxa" w:w="5112"/>
+          </w:tcPr>
+          <w:p>
+            <w:r>
+              <w:t>[Actual requirement and approved source]</w:t>
             </w:r>
           </w:p>
         </w:tc>
@@ -10138,17 +10675,17 @@
           </w:tcPr>
           <w:p>
             <w:r>
-              <w:t>Issue / expected change</w:t>
-            </w:r>
-          </w:p>
-        </w:tc>
-        <w:tc>
-          <w:tcPr>
-            <w:tcW w:type="dxa" w:w="5112"/>
-          </w:tcPr>
-          <w:p>
-            <w:r>
-              <w:t>[Specific correction and reason/source]</w:t>
+              <w:t>Priority / dates</w:t>
+            </w:r>
+          </w:p>
+        </w:tc>
+        <w:tc>
+          <w:tcPr>
+            <w:tcW w:type="dxa" w:w="5112"/>
+          </w:tcPr>
+          <w:p>
+            <w:r>
+              <w:t>[Agreed priority, due/start/end; no invented SLA]</w:t>
             </w:r>
           </w:p>
         </w:tc>
@@ -10163,17 +10700,17 @@
           </w:tcPr>
           <w:p>
             <w:r>
-              <w:t>Accountable holder</w:t>
-            </w:r>
-          </w:p>
-        </w:tc>
-        <w:tc>
-          <w:tcPr>
-            <w:tcW w:type="dxa" w:w="5112"/>
-          </w:tcPr>
-          <w:p>
-            <w:r>
-              <w:t>[One responsible holder]</w:t>
+              <w:t>Inputs / dependencies</w:t>
+            </w:r>
+          </w:p>
+        </w:tc>
+        <w:tc>
+          <w:tcPr>
+            <w:tcW w:type="dxa" w:w="5112"/>
+          </w:tcPr>
+          <w:p>
+            <w:r>
+              <w:t>[Copy, assets, footage, preceding tasks and access]</w:t>
             </w:r>
           </w:p>
         </w:tc>
@@ -10188,17 +10725,17 @@
           </w:tcPr>
           <w:p>
             <w:r>
-              <w:t>Execution response</w:t>
-            </w:r>
-          </w:p>
-        </w:tc>
-        <w:tc>
-          <w:tcPr>
-            <w:tcW w:type="dxa" w:w="5112"/>
-          </w:tcPr>
-          <w:p>
-            <w:r>
-              <w:t>[What holder changed; new output reference]</w:t>
+              <w:t>Deliverable / acceptance</w:t>
+            </w:r>
+          </w:p>
+        </w:tc>
+        <w:tc>
+          <w:tcPr>
+            <w:tcW w:type="dxa" w:w="5112"/>
+          </w:tcPr>
+          <w:p>
+            <w:r>
+              <w:t>[What will be supplied and how it is checked]</w:t>
             </w:r>
           </w:p>
         </w:tc>
@@ -10213,17 +10750,42 @@
           </w:tcPr>
           <w:p>
             <w:r>
-              <w:t>Review result</w:t>
-            </w:r>
-          </w:p>
-        </w:tc>
-        <w:tc>
-          <w:tcPr>
-            <w:tcW w:type="dxa" w:w="5112"/>
-          </w:tcPr>
-          <w:p>
-            <w:r>
-              <w:t>[Pass/return/pending; reviewer and decision layer]</w:t>
+              <w:t>Review route</w:t>
+            </w:r>
+          </w:p>
+        </w:tc>
+        <w:tc>
+          <w:tcPr>
+            <w:tcW w:type="dxa" w:w="5112"/>
+          </w:tcPr>
+          <w:p>
+            <w:r>
+              <w:t>[Head or MM video quality → MM → AM pack → client]</w:t>
+            </w:r>
+          </w:p>
+        </w:tc>
+      </w:tr>
+      <w:tr>
+        <w:trPr>
+          <w:cantSplit/>
+        </w:trPr>
+        <w:tc>
+          <w:tcPr>
+            <w:tcW w:type="dxa" w:w="5112"/>
+          </w:tcPr>
+          <w:p>
+            <w:r>
+              <w:t>References / history</w:t>
+            </w:r>
+          </w:p>
+        </w:tc>
+        <w:tc>
+          <w:tcPr>
+            <w:tcW w:type="dxa" w:w="5112"/>
+          </w:tcPr>
+          <w:p>
+            <w:r>
+              <w:t>[Current link/version; comments; decisions; final/live link]</w:t>
             </w:r>
           </w:p>
         </w:tc>
@@ -10234,7 +10796,7 @@
         <w:pStyle w:val="Heading2"/>
       </w:pPr>
       <w:r>
-        <w:t>F. Client presentation manifest</w:t>
+        <w:t>E. Review comment and execution response</w:t>
       </w:r>
     </w:p>
     <w:tbl>
@@ -10292,17 +10854,17 @@
           </w:tcPr>
           <w:p>
             <w:r>
-              <w:t>Client pack</w:t>
-            </w:r>
-          </w:p>
-        </w:tc>
-        <w:tc>
-          <w:tcPr>
-            <w:tcW w:type="dxa" w:w="5112"/>
-          </w:tcPr>
-          <w:p>
-            <w:r>
-              <w:t>[PPTX reference/version and presentation date]</w:t>
+              <w:t>Comment author / date</w:t>
+            </w:r>
+          </w:p>
+        </w:tc>
+        <w:tc>
+          <w:tcPr>
+            <w:tcW w:type="dxa" w:w="5112"/>
+          </w:tcPr>
+          <w:p>
+            <w:r>
+              <w:t>[AM/MM/relevant head/client via AM]</w:t>
             </w:r>
           </w:p>
         </w:tc>
@@ -10317,17 +10879,17 @@
           </w:tcPr>
           <w:p>
             <w:r>
-              <w:t>Included tasks</w:t>
-            </w:r>
-          </w:p>
-        </w:tc>
-        <w:tc>
-          <w:tcPr>
-            <w:tcW w:type="dxa" w:w="5112"/>
-          </w:tcPr>
-          <w:p>
-            <w:r>
-              <w:t>[Task IDs, outputs and current versions]</w:t>
+              <w:t>Affected item</w:t>
+            </w:r>
+          </w:p>
+        </w:tc>
+        <w:tc>
+          <w:tcPr>
+            <w:tcW w:type="dxa" w:w="5112"/>
+          </w:tcPr>
+          <w:p>
+            <w:r>
+              <w:t>[Task, calendar slide, timestamp or asset/version]</w:t>
             </w:r>
           </w:p>
         </w:tc>
@@ -10342,17 +10904,17 @@
           </w:tcPr>
           <w:p>
             <w:r>
-              <w:t>Quality and MM decisions</w:t>
-            </w:r>
-          </w:p>
-        </w:tc>
-        <w:tc>
-          <w:tcPr>
-            <w:tcW w:type="dxa" w:w="5112"/>
-          </w:tcPr>
-          <w:p>
-            <w:r>
-              <w:t>[Per-item decisions; unresolved items excluded/flagged]</w:t>
+              <w:t>Issue / expected change</w:t>
+            </w:r>
+          </w:p>
+        </w:tc>
+        <w:tc>
+          <w:tcPr>
+            <w:tcW w:type="dxa" w:w="5112"/>
+          </w:tcPr>
+          <w:p>
+            <w:r>
+              <w:t>[Specific correction and reason/source]</w:t>
             </w:r>
           </w:p>
         </w:tc>
@@ -10367,17 +10929,17 @@
           </w:tcPr>
           <w:p>
             <w:r>
-              <w:t>Client decision</w:t>
-            </w:r>
-          </w:p>
-        </w:tc>
-        <w:tc>
-          <w:tcPr>
-            <w:tcW w:type="dxa" w:w="5112"/>
-          </w:tcPr>
-          <w:p>
-            <w:r>
-              <w:t>[Approved / specific revisions / pending; actual evidence]</w:t>
+              <w:t>Accountable holder</w:t>
+            </w:r>
+          </w:p>
+        </w:tc>
+        <w:tc>
+          <w:tcPr>
+            <w:tcW w:type="dxa" w:w="5112"/>
+          </w:tcPr>
+          <w:p>
+            <w:r>
+              <w:t>[One responsible holder]</w:t>
             </w:r>
           </w:p>
         </w:tc>
@@ -10392,17 +10954,17 @@
           </w:tcPr>
           <w:p>
             <w:r>
-              <w:t>Change impact</w:t>
-            </w:r>
-          </w:p>
-        </w:tc>
-        <w:tc>
-          <w:tcPr>
-            <w:tcW w:type="dxa" w:w="5112"/>
-          </w:tcPr>
-          <w:p>
-            <w:r>
-              <w:t>[Affected tasks and reviews to repeat]</w:t>
+              <w:t>Execution response</w:t>
+            </w:r>
+          </w:p>
+        </w:tc>
+        <w:tc>
+          <w:tcPr>
+            <w:tcW w:type="dxa" w:w="5112"/>
+          </w:tcPr>
+          <w:p>
+            <w:r>
+              <w:t>[What holder changed; new output reference]</w:t>
             </w:r>
           </w:p>
         </w:tc>
@@ -10417,17 +10979,17 @@
           </w:tcPr>
           <w:p>
             <w:r>
-              <w:t>SM / archive handoff</w:t>
-            </w:r>
-          </w:p>
-        </w:tc>
-        <w:tc>
-          <w:tcPr>
-            <w:tcW w:type="dxa" w:w="5112"/>
-          </w:tcPr>
-          <w:p>
-            <w:r>
-              <w:t>[Approved calendar/assets, final monthly references and receiver]</w:t>
+              <w:t>Review result</w:t>
+            </w:r>
+          </w:p>
+        </w:tc>
+        <w:tc>
+          <w:tcPr>
+            <w:tcW w:type="dxa" w:w="5112"/>
+          </w:tcPr>
+          <w:p>
+            <w:r>
+              <w:t>[Pass/return/pending; reviewer and decision layer]</w:t>
             </w:r>
           </w:p>
         </w:tc>
@@ -10438,7 +11000,7 @@
         <w:pStyle w:val="Heading2"/>
       </w:pPr>
       <w:r>
-        <w:t>G. Daily control note</w:t>
+        <w:t>F. Client presentation manifest</w:t>
       </w:r>
     </w:p>
     <w:tbl>
@@ -10496,17 +11058,17 @@
           </w:tcPr>
           <w:p>
             <w:r>
-              <w:t>Check date / coordinator</w:t>
-            </w:r>
-          </w:p>
-        </w:tc>
-        <w:tc>
-          <w:tcPr>
-            <w:tcW w:type="dxa" w:w="5112"/>
-          </w:tcPr>
-          <w:p>
-            <w:r>
-              <w:t>[Actual date; AM/MM coordination]</w:t>
+              <w:t>Client pack</w:t>
+            </w:r>
+          </w:p>
+        </w:tc>
+        <w:tc>
+          <w:tcPr>
+            <w:tcW w:type="dxa" w:w="5112"/>
+          </w:tcPr>
+          <w:p>
+            <w:r>
+              <w:t>[PPTX reference/version and presentation date]</w:t>
             </w:r>
           </w:p>
         </w:tc>
@@ -10521,17 +11083,17 @@
           </w:tcPr>
           <w:p>
             <w:r>
-              <w:t>Due / ready work</w:t>
-            </w:r>
-          </w:p>
-        </w:tc>
-        <w:tc>
-          <w:tcPr>
-            <w:tcW w:type="dxa" w:w="5112"/>
-          </w:tcPr>
-          <w:p>
-            <w:r>
-              <w:t>[Current tasks, owners and inputs]</w:t>
+              <w:t>Included tasks</w:t>
+            </w:r>
+          </w:p>
+        </w:tc>
+        <w:tc>
+          <w:tcPr>
+            <w:tcW w:type="dxa" w:w="5112"/>
+          </w:tcPr>
+          <w:p>
+            <w:r>
+              <w:t>[Task IDs, outputs and current versions]</w:t>
             </w:r>
           </w:p>
         </w:tc>
@@ -10546,17 +11108,17 @@
           </w:tcPr>
           <w:p>
             <w:r>
-              <w:t>Review queue</w:t>
-            </w:r>
-          </w:p>
-        </w:tc>
-        <w:tc>
-          <w:tcPr>
-            <w:tcW w:type="dxa" w:w="5112"/>
-          </w:tcPr>
-          <w:p>
-            <w:r>
-              <w:t>[Waiting for head/MM/client, by output version]</w:t>
+              <w:t>Quality and MM decisions</w:t>
+            </w:r>
+          </w:p>
+        </w:tc>
+        <w:tc>
+          <w:tcPr>
+            <w:tcW w:type="dxa" w:w="5112"/>
+          </w:tcPr>
+          <w:p>
+            <w:r>
+              <w:t>[Per-item decisions; unresolved items excluded/flagged]</w:t>
             </w:r>
           </w:p>
         </w:tc>
@@ -10571,17 +11133,17 @@
           </w:tcPr>
           <w:p>
             <w:r>
-              <w:t>Open comments / blockers</w:t>
-            </w:r>
-          </w:p>
-        </w:tc>
-        <w:tc>
-          <w:tcPr>
-            <w:tcW w:type="dxa" w:w="5112"/>
-          </w:tcPr>
-          <w:p>
-            <w:r>
-              <w:t>[Issue, responsible follow-up owner and next action]</w:t>
+              <w:t>Client decision</w:t>
+            </w:r>
+          </w:p>
+        </w:tc>
+        <w:tc>
+          <w:tcPr>
+            <w:tcW w:type="dxa" w:w="5112"/>
+          </w:tcPr>
+          <w:p>
+            <w:r>
+              <w:t>[Approved / specific revisions / pending; actual evidence]</w:t>
             </w:r>
           </w:p>
         </w:tc>
@@ -10596,17 +11158,17 @@
           </w:tcPr>
           <w:p>
             <w:r>
-              <w:t>Client/priority decision</w:t>
-            </w:r>
-          </w:p>
-        </w:tc>
-        <w:tc>
-          <w:tcPr>
-            <w:tcW w:type="dxa" w:w="5112"/>
-          </w:tcPr>
-          <w:p>
-            <w:r>
-              <w:t>[Decision required and authorized route]</w:t>
+              <w:t>Change impact</w:t>
+            </w:r>
+          </w:p>
+        </w:tc>
+        <w:tc>
+          <w:tcPr>
+            <w:tcW w:type="dxa" w:w="5112"/>
+          </w:tcPr>
+          <w:p>
+            <w:r>
+              <w:t>[Affected tasks and reviews to repeat]</w:t>
             </w:r>
           </w:p>
         </w:tc>
@@ -10621,17 +11183,17 @@
           </w:tcPr>
           <w:p>
             <w:r>
-              <w:t>Carryover / next check</w:t>
-            </w:r>
-          </w:p>
-        </w:tc>
-        <w:tc>
-          <w:tcPr>
-            <w:tcW w:type="dxa" w:w="5112"/>
-          </w:tcPr>
-          <w:p>
-            <w:r>
-              <w:t>[What remains, next owner and agreed check point]</w:t>
+              <w:t>SM / archive handoff</w:t>
+            </w:r>
+          </w:p>
+        </w:tc>
+        <w:tc>
+          <w:tcPr>
+            <w:tcW w:type="dxa" w:w="5112"/>
+          </w:tcPr>
+          <w:p>
+            <w:r>
+              <w:t>[Approved calendar/assets, final monthly references and receiver]</w:t>
             </w:r>
           </w:p>
         </w:tc>
@@ -10642,7 +11204,7 @@
         <w:pStyle w:val="Heading2"/>
       </w:pPr>
       <w:r>
-        <w:t>H. Approval decision record</w:t>
+        <w:t>G. Daily control note</w:t>
       </w:r>
     </w:p>
     <w:tbl>
@@ -10700,17 +11262,17 @@
           </w:tcPr>
           <w:p>
             <w:r>
-              <w:t>Layer</w:t>
-            </w:r>
-          </w:p>
-        </w:tc>
-        <w:tc>
-          <w:tcPr>
-            <w:tcW w:type="dxa" w:w="5112"/>
-          </w:tcPr>
-          <w:p>
-            <w:r>
-              <w:t>[Quality / MM final internal / external client]</w:t>
+              <w:t>Check date / coordinator</w:t>
+            </w:r>
+          </w:p>
+        </w:tc>
+        <w:tc>
+          <w:tcPr>
+            <w:tcW w:type="dxa" w:w="5112"/>
+          </w:tcPr>
+          <w:p>
+            <w:r>
+              <w:t>[Actual date; AM/MM coordination]</w:t>
             </w:r>
           </w:p>
         </w:tc>
@@ -10725,17 +11287,17 @@
           </w:tcPr>
           <w:p>
             <w:r>
-              <w:t>Actor</w:t>
-            </w:r>
-          </w:p>
-        </w:tc>
-        <w:tc>
-          <w:tcPr>
-            <w:tcW w:type="dxa" w:w="5112"/>
-          </w:tcPr>
-          <w:p>
-            <w:r>
-              <w:t>[Who actually made the decision; AM records client decision]</w:t>
+              <w:t>Due / ready work</w:t>
+            </w:r>
+          </w:p>
+        </w:tc>
+        <w:tc>
+          <w:tcPr>
+            <w:tcW w:type="dxa" w:w="5112"/>
+          </w:tcPr>
+          <w:p>
+            <w:r>
+              <w:t>[Current tasks, owners and inputs]</w:t>
             </w:r>
           </w:p>
         </w:tc>
@@ -10750,17 +11312,17 @@
           </w:tcPr>
           <w:p>
             <w:r>
-              <w:t>Output scope / version</w:t>
-            </w:r>
-          </w:p>
-        </w:tc>
-        <w:tc>
-          <w:tcPr>
-            <w:tcW w:type="dxa" w:w="5112"/>
-          </w:tcPr>
-          <w:p>
-            <w:r>
-              <w:t>[Exactly what is covered]</w:t>
+              <w:t>Review queue</w:t>
+            </w:r>
+          </w:p>
+        </w:tc>
+        <w:tc>
+          <w:tcPr>
+            <w:tcW w:type="dxa" w:w="5112"/>
+          </w:tcPr>
+          <w:p>
+            <w:r>
+              <w:t>[Waiting for head/MM/client, by output version]</w:t>
             </w:r>
           </w:p>
         </w:tc>
@@ -10775,17 +11337,17 @@
           </w:tcPr>
           <w:p>
             <w:r>
-              <w:t>Decision / date</w:t>
-            </w:r>
-          </w:p>
-        </w:tc>
-        <w:tc>
-          <w:tcPr>
-            <w:tcW w:type="dxa" w:w="5112"/>
-          </w:tcPr>
-          <w:p>
-            <w:r>
-              <w:t>[Pass, return, approved, pending; actual date]</w:t>
+              <w:t>Open comments / blockers</w:t>
+            </w:r>
+          </w:p>
+        </w:tc>
+        <w:tc>
+          <w:tcPr>
+            <w:tcW w:type="dxa" w:w="5112"/>
+          </w:tcPr>
+          <w:p>
+            <w:r>
+              <w:t>[Issue, responsible follow-up owner and next action]</w:t>
             </w:r>
           </w:p>
         </w:tc>
@@ -10800,17 +11362,17 @@
           </w:tcPr>
           <w:p>
             <w:r>
-              <w:t>Evidence reference</w:t>
-            </w:r>
-          </w:p>
-        </w:tc>
-        <w:tc>
-          <w:tcPr>
-            <w:tcW w:type="dxa" w:w="5112"/>
-          </w:tcPr>
-          <w:p>
-            <w:r>
-              <w:t>[Private decision record/message/document]</w:t>
+              <w:t>Client/priority decision</w:t>
+            </w:r>
+          </w:p>
+        </w:tc>
+        <w:tc>
+          <w:tcPr>
+            <w:tcW w:type="dxa" w:w="5112"/>
+          </w:tcPr>
+          <w:p>
+            <w:r>
+              <w:t>[Decision required and authorized route]</w:t>
             </w:r>
           </w:p>
         </w:tc>
@@ -10825,17 +11387,17 @@
           </w:tcPr>
           <w:p>
             <w:r>
-              <w:t>Exceptions / superseded version</w:t>
-            </w:r>
-          </w:p>
-        </w:tc>
-        <w:tc>
-          <w:tcPr>
-            <w:tcW w:type="dxa" w:w="5112"/>
-          </w:tcPr>
-          <w:p>
-            <w:r>
-              <w:t>[Limits and what must be re-reviewed if changed]</w:t>
+              <w:t>Carryover / next check</w:t>
+            </w:r>
+          </w:p>
+        </w:tc>
+        <w:tc>
+          <w:tcPr>
+            <w:tcW w:type="dxa" w:w="5112"/>
+          </w:tcPr>
+          <w:p>
+            <w:r>
+              <w:t>[What remains, next owner and agreed check point]</w:t>
             </w:r>
           </w:p>
         </w:tc>
@@ -10846,7 +11408,7 @@
         <w:pStyle w:val="Heading2"/>
       </w:pPr>
       <w:r>
-        <w:t>I. Payment and media-fee evidence</w:t>
+        <w:t>H. Approval decision record</w:t>
       </w:r>
     </w:p>
     <w:tbl>
@@ -10904,17 +11466,17 @@
           </w:tcPr>
           <w:p>
             <w:r>
-              <w:t>Contract category / scope</w:t>
-            </w:r>
-          </w:p>
-        </w:tc>
-        <w:tc>
-          <w:tcPr>
-            <w:tcW w:type="dxa" w:w="5112"/>
-          </w:tcPr>
-          <w:p>
-            <w:r>
-              <w:t>[Social-only or other-services-included from signed scope]</w:t>
+              <w:t>Layer</w:t>
+            </w:r>
+          </w:p>
+        </w:tc>
+        <w:tc>
+          <w:tcPr>
+            <w:tcW w:type="dxa" w:w="5112"/>
+          </w:tcPr>
+          <w:p>
+            <w:r>
+              <w:t>[Quality / MM final internal / external client]</w:t>
             </w:r>
           </w:p>
         </w:tc>
@@ -10929,17 +11491,17 @@
           </w:tcPr>
           <w:p>
             <w:r>
-              <w:t>Required upfront amount</w:t>
-            </w:r>
-          </w:p>
-        </w:tc>
-        <w:tc>
-          <w:tcPr>
-            <w:tcW w:type="dxa" w:w="5112"/>
-          </w:tcPr>
-          <w:p>
-            <w:r>
-              <w:t>[100% or 50% of agreed contract amount]</w:t>
+              <w:t>Actor</w:t>
+            </w:r>
+          </w:p>
+        </w:tc>
+        <w:tc>
+          <w:tcPr>
+            <w:tcW w:type="dxa" w:w="5112"/>
+          </w:tcPr>
+          <w:p>
+            <w:r>
+              <w:t>[Who actually made the decision; AM records client decision]</w:t>
             </w:r>
           </w:p>
         </w:tc>
@@ -10954,17 +11516,17 @@
           </w:tcPr>
           <w:p>
             <w:r>
-              <w:t>Verified received amount</w:t>
-            </w:r>
-          </w:p>
-        </w:tc>
-        <w:tc>
-          <w:tcPr>
-            <w:tcW w:type="dxa" w:w="5112"/>
-          </w:tcPr>
-          <w:p>
-            <w:r>
-              <w:t>[Evidence and authorized verifier; no invented confirmation]</w:t>
+              <w:t>Output scope / version</w:t>
+            </w:r>
+          </w:p>
+        </w:tc>
+        <w:tc>
+          <w:tcPr>
+            <w:tcW w:type="dxa" w:w="5112"/>
+          </w:tcPr>
+          <w:p>
+            <w:r>
+              <w:t>[Exactly what is covered]</w:t>
             </w:r>
           </w:p>
         </w:tc>
@@ -10979,17 +11541,17 @@
           </w:tcPr>
           <w:p>
             <w:r>
-              <w:t>Delivery readiness</w:t>
-            </w:r>
-          </w:p>
-        </w:tc>
-        <w:tc>
-          <w:tcPr>
-            <w:tcW w:type="dxa" w:w="5112"/>
-          </w:tcPr>
-          <w:p>
-            <w:r>
-              <w:t>[Signed pack and required funds evidenced, or held]</w:t>
+              <w:t>Decision / date</w:t>
+            </w:r>
+          </w:p>
+        </w:tc>
+        <w:tc>
+          <w:tcPr>
+            <w:tcW w:type="dxa" w:w="5112"/>
+          </w:tcPr>
+          <w:p>
+            <w:r>
+              <w:t>[Pass, return, approved, pending; actual date]</w:t>
             </w:r>
           </w:p>
         </w:tc>
@@ -11004,17 +11566,17 @@
           </w:tcPr>
           <w:p>
             <w:r>
-              <w:t>Media execution / actual expenses</w:t>
-            </w:r>
-          </w:p>
-        </w:tc>
-        <w:tc>
-          <w:tcPr>
-            <w:tcW w:type="dxa" w:w="5112"/>
-          </w:tcPr>
-          <w:p>
-            <w:r>
-              <w:t>[Executed plan; verified expenses; agreed expense basis]</w:t>
+              <w:t>Evidence reference</w:t>
+            </w:r>
+          </w:p>
+        </w:tc>
+        <w:tc>
+          <w:tcPr>
+            <w:tcW w:type="dxa" w:w="5112"/>
+          </w:tcPr>
+          <w:p>
+            <w:r>
+              <w:t>[Private decision record/message/document]</w:t>
             </w:r>
           </w:p>
         </w:tc>
@@ -11029,17 +11591,17 @@
           </w:tcPr>
           <w:p>
             <w:r>
-              <w:t>25% fee / terms</w:t>
-            </w:r>
-          </w:p>
-        </w:tc>
-        <w:tc>
-          <w:tcPr>
-            <w:tcW w:type="dxa" w:w="5112"/>
-          </w:tcPr>
-          <w:p>
-            <w:r>
-              <w:t>[Actual-expense calculation; tax/billing terms per agreement]</w:t>
+              <w:t>Exceptions / superseded version</w:t>
+            </w:r>
+          </w:p>
+        </w:tc>
+        <w:tc>
+          <w:tcPr>
+            <w:tcW w:type="dxa" w:w="5112"/>
+          </w:tcPr>
+          <w:p>
+            <w:r>
+              <w:t>[Limits and what must be re-reviewed if changed]</w:t>
             </w:r>
           </w:p>
         </w:tc>
@@ -11050,7 +11612,7 @@
         <w:pStyle w:val="Heading2"/>
       </w:pPr>
       <w:r>
-        <w:t>J. Incident / escalation note</w:t>
+        <w:t>I. Payment and media-fee evidence</w:t>
       </w:r>
     </w:p>
     <w:tbl>
@@ -11108,17 +11670,17 @@
           </w:tcPr>
           <w:p>
             <w:r>
-              <w:t>What happened / when</w:t>
-            </w:r>
-          </w:p>
-        </w:tc>
-        <w:tc>
-          <w:tcPr>
-            <w:tcW w:type="dxa" w:w="5112"/>
-          </w:tcPr>
-          <w:p>
-            <w:r>
-              <w:t>[Observable fact; affected account/output/version]</w:t>
+              <w:t>Contract category / scope</w:t>
+            </w:r>
+          </w:p>
+        </w:tc>
+        <w:tc>
+          <w:tcPr>
+            <w:tcW w:type="dxa" w:w="5112"/>
+          </w:tcPr>
+          <w:p>
+            <w:r>
+              <w:t>[Social-only or other-services-included from signed scope]</w:t>
             </w:r>
           </w:p>
         </w:tc>
@@ -11133,17 +11695,17 @@
           </w:tcPr>
           <w:p>
             <w:r>
-              <w:t>Current exposure</w:t>
-            </w:r>
-          </w:p>
-        </w:tc>
-        <w:tc>
-          <w:tcPr>
-            <w:tcW w:type="dxa" w:w="5112"/>
-          </w:tcPr>
-          <w:p>
-            <w:r>
-              <w:t>[Pending or already live; what is known/unknown]</w:t>
+              <w:t>Required upfront amount</w:t>
+            </w:r>
+          </w:p>
+        </w:tc>
+        <w:tc>
+          <w:tcPr>
+            <w:tcW w:type="dxa" w:w="5112"/>
+          </w:tcPr>
+          <w:p>
+            <w:r>
+              <w:t>[100% or 50% of agreed contract amount]</w:t>
             </w:r>
           </w:p>
         </w:tc>
@@ -11158,17 +11720,17 @@
           </w:tcPr>
           <w:p>
             <w:r>
-              <w:t>Immediate authorized action</w:t>
-            </w:r>
-          </w:p>
-        </w:tc>
-        <w:tc>
-          <w:tcPr>
-            <w:tcW w:type="dxa" w:w="5112"/>
-          </w:tcPr>
-          <w:p>
-            <w:r>
-              <w:t>[Who may act and approved scope; no invented bypass]</w:t>
+              <w:t>Verified received amount</w:t>
+            </w:r>
+          </w:p>
+        </w:tc>
+        <w:tc>
+          <w:tcPr>
+            <w:tcW w:type="dxa" w:w="5112"/>
+          </w:tcPr>
+          <w:p>
+            <w:r>
+              <w:t>[Evidence and authorized verifier; no invented confirmation]</w:t>
             </w:r>
           </w:p>
         </w:tc>
@@ -11183,17 +11745,17 @@
           </w:tcPr>
           <w:p>
             <w:r>
-              <w:t>AM/client route</w:t>
-            </w:r>
-          </w:p>
-        </w:tc>
-        <w:tc>
-          <w:tcPr>
-            <w:tcW w:type="dxa" w:w="5112"/>
-          </w:tcPr>
-          <w:p>
-            <w:r>
-              <w:t>[Who coordinates communication and required decisions]</w:t>
+              <w:t>Delivery readiness</w:t>
+            </w:r>
+          </w:p>
+        </w:tc>
+        <w:tc>
+          <w:tcPr>
+            <w:tcW w:type="dxa" w:w="5112"/>
+          </w:tcPr>
+          <w:p>
+            <w:r>
+              <w:t>[Signed pack and required funds evidenced, or held]</w:t>
             </w:r>
           </w:p>
         </w:tc>
@@ -11208,17 +11770,17 @@
           </w:tcPr>
           <w:p>
             <w:r>
-              <w:t>Resolution evidence</w:t>
-            </w:r>
-          </w:p>
-        </w:tc>
-        <w:tc>
-          <w:tcPr>
-            <w:tcW w:type="dxa" w:w="5112"/>
-          </w:tcPr>
-          <w:p>
-            <w:r>
-              <w:t>[Corrected/reviewed version and any renewed approval]</w:t>
+              <w:t>Media execution / actual expenses</w:t>
+            </w:r>
+          </w:p>
+        </w:tc>
+        <w:tc>
+          <w:tcPr>
+            <w:tcW w:type="dxa" w:w="5112"/>
+          </w:tcPr>
+          <w:p>
+            <w:r>
+              <w:t>[Executed plan; verified expenses; agreed expense basis]</w:t>
             </w:r>
           </w:p>
         </w:tc>
@@ -11233,17 +11795,17 @@
           </w:tcPr>
           <w:p>
             <w:r>
-              <w:t>Prevention / follow-up</w:t>
-            </w:r>
-          </w:p>
-        </w:tc>
-        <w:tc>
-          <w:tcPr>
-            <w:tcW w:type="dxa" w:w="5112"/>
-          </w:tcPr>
-          <w:p>
-            <w:r>
-              <w:t>[Owned action, evidence needed, next review]</w:t>
+              <w:t>25% fee / terms</w:t>
+            </w:r>
+          </w:p>
+        </w:tc>
+        <w:tc>
+          <w:tcPr>
+            <w:tcW w:type="dxa" w:w="5112"/>
+          </w:tcPr>
+          <w:p>
+            <w:r>
+              <w:t>[Actual-expense calculation; tax/billing terms per agreement]</w:t>
             </w:r>
           </w:p>
         </w:tc>
@@ -11254,7 +11816,7 @@
         <w:pStyle w:val="Heading2"/>
       </w:pPr>
       <w:r>
-        <w:t>K. Performance and listening review</w:t>
+        <w:t>J. Incident / escalation note</w:t>
       </w:r>
     </w:p>
     <w:tbl>
@@ -11312,17 +11874,17 @@
           </w:tcPr>
           <w:p>
             <w:r>
-              <w:t>Reporting period / sources</w:t>
-            </w:r>
-          </w:p>
-        </w:tc>
-        <w:tc>
-          <w:tcPr>
-            <w:tcW w:type="dxa" w:w="5112"/>
-          </w:tcPr>
-          <w:p>
-            <w:r>
-              <w:t>[Actual source dates and access gaps]</w:t>
+              <w:t>What happened / when</w:t>
+            </w:r>
+          </w:p>
+        </w:tc>
+        <w:tc>
+          <w:tcPr>
+            <w:tcW w:type="dxa" w:w="5112"/>
+          </w:tcPr>
+          <w:p>
+            <w:r>
+              <w:t>[Observable fact; affected account/output/version]</w:t>
             </w:r>
           </w:p>
         </w:tc>
@@ -11337,17 +11899,17 @@
           </w:tcPr>
           <w:p>
             <w:r>
-              <w:t>Objective / baseline</w:t>
-            </w:r>
-          </w:p>
-        </w:tc>
-        <w:tc>
-          <w:tcPr>
-            <w:tcW w:type="dxa" w:w="5112"/>
-          </w:tcPr>
-          <w:p>
-            <w:r>
-              <w:t>[Verified objective and baseline or explicitly unknown]</w:t>
+              <w:t>Current exposure</w:t>
+            </w:r>
+          </w:p>
+        </w:tc>
+        <w:tc>
+          <w:tcPr>
+            <w:tcW w:type="dxa" w:w="5112"/>
+          </w:tcPr>
+          <w:p>
+            <w:r>
+              <w:t>[Pending or already live; what is known/unknown]</w:t>
             </w:r>
           </w:p>
         </w:tc>
@@ -11362,17 +11924,17 @@
           </w:tcPr>
           <w:p>
             <w:r>
-              <w:t>Observed findings</w:t>
-            </w:r>
-          </w:p>
-        </w:tc>
-        <w:tc>
-          <w:tcPr>
-            <w:tcW w:type="dxa" w:w="5112"/>
-          </w:tcPr>
-          <w:p>
-            <w:r>
-              <w:t>[Actual metrics, themes and quotes with private references]</w:t>
+              <w:t>Immediate authorized action</w:t>
+            </w:r>
+          </w:p>
+        </w:tc>
+        <w:tc>
+          <w:tcPr>
+            <w:tcW w:type="dxa" w:w="5112"/>
+          </w:tcPr>
+          <w:p>
+            <w:r>
+              <w:t>[Who may act and approved scope; no invented bypass]</w:t>
             </w:r>
           </w:p>
         </w:tc>
@@ -11387,17 +11949,17 @@
           </w:tcPr>
           <w:p>
             <w:r>
-              <w:t>Interpretation</w:t>
-            </w:r>
-          </w:p>
-        </w:tc>
-        <w:tc>
-          <w:tcPr>
-            <w:tcW w:type="dxa" w:w="5112"/>
-          </w:tcPr>
-          <w:p>
-            <w:r>
-              <w:t>[Judgment separated from facts]</w:t>
+              <w:t>AM/client route</w:t>
+            </w:r>
+          </w:p>
+        </w:tc>
+        <w:tc>
+          <w:tcPr>
+            <w:tcW w:type="dxa" w:w="5112"/>
+          </w:tcPr>
+          <w:p>
+            <w:r>
+              <w:t>[Who coordinates communication and required decisions]</w:t>
             </w:r>
           </w:p>
         </w:tc>
@@ -11412,17 +11974,17 @@
           </w:tcPr>
           <w:p>
             <w:r>
-              <w:t>Recommendation / owner</w:t>
-            </w:r>
-          </w:p>
-        </w:tc>
-        <w:tc>
-          <w:tcPr>
-            <w:tcW w:type="dxa" w:w="5112"/>
-          </w:tcPr>
-          <w:p>
-            <w:r>
-              <w:t>[Action, accountable owner, scope/approval needs]</w:t>
+              <w:t>Resolution evidence</w:t>
+            </w:r>
+          </w:p>
+        </w:tc>
+        <w:tc>
+          <w:tcPr>
+            <w:tcW w:type="dxa" w:w="5112"/>
+          </w:tcPr>
+          <w:p>
+            <w:r>
+              <w:t>[Corrected/reviewed version and any renewed approval]</w:t>
             </w:r>
           </w:p>
         </w:tc>
@@ -11437,17 +11999,17 @@
           </w:tcPr>
           <w:p>
             <w:r>
-              <w:t>Next check / limitations</w:t>
-            </w:r>
-          </w:p>
-        </w:tc>
-        <w:tc>
-          <w:tcPr>
-            <w:tcW w:type="dxa" w:w="5112"/>
-          </w:tcPr>
-          <w:p>
-            <w:r>
-              <w:t>[Agreed timing; missing evidence; no guaranteed outcomes]</w:t>
+              <w:t>Prevention / follow-up</w:t>
+            </w:r>
+          </w:p>
+        </w:tc>
+        <w:tc>
+          <w:tcPr>
+            <w:tcW w:type="dxa" w:w="5112"/>
+          </w:tcPr>
+          <w:p>
+            <w:r>
+              <w:t>[Owned action, evidence needed, next review]</w:t>
             </w:r>
           </w:p>
         </w:tc>
@@ -11458,7 +12020,7 @@
         <w:pStyle w:val="Heading2"/>
       </w:pPr>
       <w:r>
-        <w:t>L. Onboarding sign-off</w:t>
+        <w:t>K. Performance and listening review</w:t>
       </w:r>
     </w:p>
     <w:tbl>
@@ -11516,17 +12078,17 @@
           </w:tcPr>
           <w:p>
             <w:r>
-              <w:t>Competency</w:t>
-            </w:r>
-          </w:p>
-        </w:tc>
-        <w:tc>
-          <w:tcPr>
-            <w:tcW w:type="dxa" w:w="5112"/>
-          </w:tcPr>
-          <w:p>
-            <w:r>
-              <w:t>[Gate reasoning, task trace, quality review, reporting or exception handling]</w:t>
+              <w:t>Reporting period / sources</w:t>
+            </w:r>
+          </w:p>
+        </w:tc>
+        <w:tc>
+          <w:tcPr>
+            <w:tcW w:type="dxa" w:w="5112"/>
+          </w:tcPr>
+          <w:p>
+            <w:r>
+              <w:t>[Actual source dates and access gaps]</w:t>
             </w:r>
           </w:p>
         </w:tc>
@@ -11541,17 +12103,17 @@
           </w:tcPr>
           <w:p>
             <w:r>
-              <w:t>Demonstration reference</w:t>
-            </w:r>
-          </w:p>
-        </w:tc>
-        <w:tc>
-          <w:tcPr>
-            <w:tcW w:type="dxa" w:w="5112"/>
-          </w:tcPr>
-          <w:p>
-            <w:r>
-              <w:t>[Anonymized example and actual assessor observation]</w:t>
+              <w:t>Objective / baseline</w:t>
+            </w:r>
+          </w:p>
+        </w:tc>
+        <w:tc>
+          <w:tcPr>
+            <w:tcW w:type="dxa" w:w="5112"/>
+          </w:tcPr>
+          <w:p>
+            <w:r>
+              <w:t>[Verified objective and baseline or explicitly unknown]</w:t>
             </w:r>
           </w:p>
         </w:tc>
@@ -11566,17 +12128,17 @@
           </w:tcPr>
           <w:p>
             <w:r>
-              <w:t>Result</w:t>
-            </w:r>
-          </w:p>
-        </w:tc>
-        <w:tc>
-          <w:tcPr>
-            <w:tcW w:type="dxa" w:w="5112"/>
-          </w:tcPr>
-          <w:p>
-            <w:r>
-              <w:t>[Not assessed / needs supervised practice / demonstrated]</w:t>
+              <w:t>Observed findings</w:t>
+            </w:r>
+          </w:p>
+        </w:tc>
+        <w:tc>
+          <w:tcPr>
+            <w:tcW w:type="dxa" w:w="5112"/>
+          </w:tcPr>
+          <w:p>
+            <w:r>
+              <w:t>[Actual metrics, themes and quotes with private references]</w:t>
             </w:r>
           </w:p>
         </w:tc>
@@ -11591,17 +12153,17 @@
           </w:tcPr>
           <w:p>
             <w:r>
-              <w:t>Assessor / date</w:t>
-            </w:r>
-          </w:p>
-        </w:tc>
-        <w:tc>
-          <w:tcPr>
-            <w:tcW w:type="dxa" w:w="5112"/>
-          </w:tcPr>
-          <w:p>
-            <w:r>
-              <w:t>[Named approved assessor and date]</w:t>
+              <w:t>Interpretation</w:t>
+            </w:r>
+          </w:p>
+        </w:tc>
+        <w:tc>
+          <w:tcPr>
+            <w:tcW w:type="dxa" w:w="5112"/>
+          </w:tcPr>
+          <w:p>
+            <w:r>
+              <w:t>[Judgment separated from facts]</w:t>
             </w:r>
           </w:p>
         </w:tc>
@@ -11616,17 +12178,17 @@
           </w:tcPr>
           <w:p>
             <w:r>
-              <w:t>Authority granted</w:t>
-            </w:r>
-          </w:p>
-        </w:tc>
-        <w:tc>
-          <w:tcPr>
-            <w:tcW w:type="dxa" w:w="5112"/>
-          </w:tcPr>
-          <w:p>
-            <w:r>
-              <w:t>[Explicit delegation or retained constraints; training is not authority by itself]</w:t>
+              <w:t>Recommendation / owner</w:t>
+            </w:r>
+          </w:p>
+        </w:tc>
+        <w:tc>
+          <w:tcPr>
+            <w:tcW w:type="dxa" w:w="5112"/>
+          </w:tcPr>
+          <w:p>
+            <w:r>
+              <w:t>[Action, accountable owner, scope/approval needs]</w:t>
             </w:r>
           </w:p>
         </w:tc>
@@ -11641,37 +12203,28 @@
           </w:tcPr>
           <w:p>
             <w:r>
-              <w:t>Outstanding actions</w:t>
-            </w:r>
-          </w:p>
-        </w:tc>
-        <w:tc>
-          <w:tcPr>
-            <w:tcW w:type="dxa" w:w="5112"/>
-          </w:tcPr>
-          <w:p>
-            <w:r>
-              <w:t>[Owner, action and agreed follow-up date]</w:t>
+              <w:t>Next check / limitations</w:t>
+            </w:r>
+          </w:p>
+        </w:tc>
+        <w:tc>
+          <w:tcPr>
+            <w:tcW w:type="dxa" w:w="5112"/>
+          </w:tcPr>
+          <w:p>
+            <w:r>
+              <w:t>[Agreed timing; missing evidence; no guaranteed outcomes]</w:t>
             </w:r>
           </w:p>
         </w:tc>
       </w:tr>
     </w:tbl>
-    <w:p>
-      <w:pPr>
-        <w:pStyle w:val="Heading1"/>
-        <w:pageBreakBefore/>
-      </w:pPr>
-      <w:r>
-        <w:t>11A. Shooting and resource templates</w:t>
-      </w:r>
-    </w:p>
     <w:p>
       <w:pPr>
         <w:pStyle w:val="Heading2"/>
       </w:pPr>
       <w:r>
-        <w:t>M. Shoot coordination and media handoff</w:t>
+        <w:t>L. Onboarding sign-off</w:t>
       </w:r>
     </w:p>
     <w:tbl>
@@ -11729,17 +12282,17 @@
           </w:tcPr>
           <w:p>
             <w:r>
-              <w:t>AM arrangements</w:t>
-            </w:r>
-          </w:p>
-        </w:tc>
-        <w:tc>
-          <w:tcPr>
-            <w:tcW w:type="dxa" w:w="5112"/>
-          </w:tcPr>
-          <w:p>
-            <w:r>
-              <w:t>[Outsourced crew, guest and PR contacts; agreed brief/schedule/location]</w:t>
+              <w:t>Competency</w:t>
+            </w:r>
+          </w:p>
+        </w:tc>
+        <w:tc>
+          <w:tcPr>
+            <w:tcW w:type="dxa" w:w="5112"/>
+          </w:tcPr>
+          <w:p>
+            <w:r>
+              <w:t>[Gate reasoning, task trace, quality review, reporting or exception handling]</w:t>
             </w:r>
           </w:p>
         </w:tc>
@@ -11754,17 +12307,17 @@
           </w:tcPr>
           <w:p>
             <w:r>
-              <w:t>Required outputs / holders</w:t>
-            </w:r>
-          </w:p>
-        </w:tc>
-        <w:tc>
-          <w:tcPr>
-            <w:tcW w:type="dxa" w:w="5112"/>
-          </w:tcPr>
-          <w:p>
-            <w:r>
-              <w:t>[Footage/photos/BTS; recipient editor/designer; task references]</w:t>
+              <w:t>Demonstration reference</w:t>
+            </w:r>
+          </w:p>
+        </w:tc>
+        <w:tc>
+          <w:tcPr>
+            <w:tcW w:type="dxa" w:w="5112"/>
+          </w:tcPr>
+          <w:p>
+            <w:r>
+              <w:t>[Anonymized example and actual assessor observation]</w:t>
             </w:r>
           </w:p>
         </w:tc>
@@ -11779,17 +12332,17 @@
           </w:tcPr>
           <w:p>
             <w:r>
-              <w:t>Source collection by SM</w:t>
-            </w:r>
-          </w:p>
-        </w:tc>
-        <w:tc>
-          <w:tcPr>
-            <w:tcW w:type="dxa" w:w="5112"/>
-          </w:tcPr>
-          <w:p>
-            <w:r>
-              <w:t>[What was collected, when, from whom and private reference]</w:t>
+              <w:t>Result</w:t>
+            </w:r>
+          </w:p>
+        </w:tc>
+        <w:tc>
+          <w:tcPr>
+            <w:tcW w:type="dxa" w:w="5112"/>
+          </w:tcPr>
+          <w:p>
+            <w:r>
+              <w:t>[Not assessed / needs supervised practice / demonstrated]</w:t>
             </w:r>
           </w:p>
         </w:tc>
@@ -11804,17 +12357,17 @@
           </w:tcPr>
           <w:p>
             <w:r>
-              <w:t>Transfer / receipt</w:t>
-            </w:r>
-          </w:p>
-        </w:tc>
-        <w:tc>
-          <w:tcPr>
-            <w:tcW w:type="dxa" w:w="5112"/>
-          </w:tcPr>
-          <w:p>
-            <w:r>
-              <w:t>[Files/path; receiving holder; readability/completeness result]</w:t>
+              <w:t>Assessor / date</w:t>
+            </w:r>
+          </w:p>
+        </w:tc>
+        <w:tc>
+          <w:tcPr>
+            <w:tcW w:type="dxa" w:w="5112"/>
+          </w:tcPr>
+          <w:p>
+            <w:r>
+              <w:t>[Named approved assessor and date]</w:t>
             </w:r>
           </w:p>
         </w:tc>
@@ -11829,17 +12382,17 @@
           </w:tcPr>
           <w:p>
             <w:r>
-              <w:t>Memory cards / studio tools</w:t>
-            </w:r>
-          </w:p>
-        </w:tc>
-        <w:tc>
-          <w:tcPr>
-            <w:tcW w:type="dxa" w:w="5112"/>
-          </w:tcPr>
-          <w:p>
-            <w:r>
-              <w:t>[Item IDs, issue/return, condition and exceptions; SM accountable]</w:t>
+              <w:t>Authority granted</w:t>
+            </w:r>
+          </w:p>
+        </w:tc>
+        <w:tc>
+          <w:tcPr>
+            <w:tcW w:type="dxa" w:w="5112"/>
+          </w:tcPr>
+          <w:p>
+            <w:r>
+              <w:t>[Explicit delegation or retained constraints; training is not authority by itself]</w:t>
             </w:r>
           </w:p>
         </w:tc>
@@ -11854,53 +12407,37 @@
           </w:tcPr>
           <w:p>
             <w:r>
-              <w:t>Company hard drive</w:t>
-            </w:r>
-          </w:p>
-        </w:tc>
-        <w:tc>
-          <w:tcPr>
-            <w:tcW w:type="dxa" w:w="5112"/>
-          </w:tcPr>
-          <w:p>
-            <w:r>
-              <w:t>[Drive ID/location/path and named custodian; do not invent backup status]</w:t>
-            </w:r>
-          </w:p>
-        </w:tc>
-      </w:tr>
-      <w:tr>
-        <w:trPr>
-          <w:cantSplit/>
-        </w:trPr>
-        <w:tc>
-          <w:tcPr>
-            <w:tcW w:type="dxa" w:w="5112"/>
-          </w:tcPr>
-          <w:p>
-            <w:r>
-              <w:t>Open issues / next owner</w:t>
-            </w:r>
-          </w:p>
-        </w:tc>
-        <w:tc>
-          <w:tcPr>
-            <w:tcW w:type="dxa" w:w="5112"/>
-          </w:tcPr>
-          <w:p>
-            <w:r>
-              <w:t>[Missing/corrupt files, lost item, damage or follow-up]</w:t>
+              <w:t>Outstanding actions</w:t>
+            </w:r>
+          </w:p>
+        </w:tc>
+        <w:tc>
+          <w:tcPr>
+            <w:tcW w:type="dxa" w:w="5112"/>
+          </w:tcPr>
+          <w:p>
+            <w:r>
+              <w:t>[Owner, action and agreed follow-up date]</w:t>
             </w:r>
           </w:p>
         </w:tc>
       </w:tr>
     </w:tbl>
+    <w:p>
+      <w:pPr>
+        <w:pStyle w:val="Heading1"/>
+        <w:pageBreakBefore/>
+      </w:pPr>
+      <w:r>
+        <w:t>11A. Shooting and resource templates</w:t>
+      </w:r>
+    </w:p>
     <w:p>
       <w:pPr>
         <w:pStyle w:val="Heading2"/>
       </w:pPr>
       <w:r>
-        <w:t>N. Software and equipment register</w:t>
+        <w:t>M. Shoot coordination and media handoff</w:t>
       </w:r>
     </w:p>
     <w:tbl>
@@ -11958,17 +12495,17 @@
           </w:tcPr>
           <w:p>
             <w:r>
-              <w:t>Resource</w:t>
-            </w:r>
-          </w:p>
-        </w:tc>
-        <w:tc>
-          <w:tcPr>
-            <w:tcW w:type="dxa" w:w="5112"/>
-          </w:tcPr>
-          <w:p>
-            <w:r>
-              <w:t>[Higgsfield / Claude / ChatGPT / Canva / Adobe / drive / card / tool]</w:t>
+              <w:t>AM arrangements</w:t>
+            </w:r>
+          </w:p>
+        </w:tc>
+        <w:tc>
+          <w:tcPr>
+            <w:tcW w:type="dxa" w:w="5112"/>
+          </w:tcPr>
+          <w:p>
+            <w:r>
+              <w:t>[Outsourced crew, guest and PR contacts; agreed brief/schedule/location]</w:t>
             </w:r>
           </w:p>
         </w:tc>
@@ -11983,17 +12520,17 @@
           </w:tcPr>
           <w:p>
             <w:r>
-              <w:t>Confirmed access rule</w:t>
-            </w:r>
-          </w:p>
-        </w:tc>
-        <w:tc>
-          <w:tcPr>
-            <w:tcW w:type="dxa" w:w="5112"/>
-          </w:tcPr>
-          <w:p>
-            <w:r>
-              <w:t>[Higgsfield: VE-01/VE-02 only; others forbidden]</w:t>
+              <w:t>Required outputs / holders</w:t>
+            </w:r>
+          </w:p>
+        </w:tc>
+        <w:tc>
+          <w:tcPr>
+            <w:tcW w:type="dxa" w:w="5112"/>
+          </w:tcPr>
+          <w:p>
+            <w:r>
+              <w:t>[Footage/photos/BTS; recipient editor/designer; task references]</w:t>
             </w:r>
           </w:p>
         </w:tc>
@@ -12008,17 +12545,17 @@
           </w:tcPr>
           <w:p>
             <w:r>
-              <w:t>Assigned seat / custodian</w:t>
-            </w:r>
-          </w:p>
-        </w:tc>
-        <w:tc>
-          <w:tcPr>
-            <w:tcW w:type="dxa" w:w="5112"/>
-          </w:tcPr>
-          <w:p>
-            <w:r>
-              <w:t>[Authorized person/role or TO CONFIRM; no password]</w:t>
+              <w:t>Source collection by SM</w:t>
+            </w:r>
+          </w:p>
+        </w:tc>
+        <w:tc>
+          <w:tcPr>
+            <w:tcW w:type="dxa" w:w="5112"/>
+          </w:tcPr>
+          <w:p>
+            <w:r>
+              <w:t>[What was collected, when, from whom and private reference]</w:t>
             </w:r>
           </w:p>
         </w:tc>
@@ -12033,17 +12570,17 @@
           </w:tcPr>
           <w:p>
             <w:r>
-              <w:t>Administrator / location</w:t>
-            </w:r>
-          </w:p>
-        </w:tc>
-        <w:tc>
-          <w:tcPr>
-            <w:tcW w:type="dxa" w:w="5112"/>
-          </w:tcPr>
-          <w:p>
-            <w:r>
-              <w:t>[Approved administrator; physical location where relevant]</w:t>
+              <w:t>Transfer / receipt</w:t>
+            </w:r>
+          </w:p>
+        </w:tc>
+        <w:tc>
+          <w:tcPr>
+            <w:tcW w:type="dxa" w:w="5112"/>
+          </w:tcPr>
+          <w:p>
+            <w:r>
+              <w:t>[Files/path; receiving holder; readability/completeness result]</w:t>
             </w:r>
           </w:p>
         </w:tc>
@@ -12058,17 +12595,17 @@
           </w:tcPr>
           <w:p>
             <w:r>
-              <w:t>Handoff / permission</w:t>
-            </w:r>
-          </w:p>
-        </w:tc>
-        <w:tc>
-          <w:tcPr>
-            <w:tcW w:type="dxa" w:w="5112"/>
-          </w:tcPr>
-          <w:p>
-            <w:r>
-              <w:t>[Who issued/received item; access or transfer evidence]</w:t>
+              <w:t>Memory cards / studio tools</w:t>
+            </w:r>
+          </w:p>
+        </w:tc>
+        <w:tc>
+          <w:tcPr>
+            <w:tcW w:type="dxa" w:w="5112"/>
+          </w:tcPr>
+          <w:p>
+            <w:r>
+              <w:t>[Item IDs, issue/return, condition and exceptions; SM accountable]</w:t>
             </w:r>
           </w:p>
         </w:tc>
@@ -12083,6 +12620,235 @@
           </w:tcPr>
           <w:p>
             <w:r>
+              <w:t>Company hard drive</w:t>
+            </w:r>
+          </w:p>
+        </w:tc>
+        <w:tc>
+          <w:tcPr>
+            <w:tcW w:type="dxa" w:w="5112"/>
+          </w:tcPr>
+          <w:p>
+            <w:r>
+              <w:t>[Drive ID/location/path and named custodian; do not invent backup status]</w:t>
+            </w:r>
+          </w:p>
+        </w:tc>
+      </w:tr>
+      <w:tr>
+        <w:trPr>
+          <w:cantSplit/>
+        </w:trPr>
+        <w:tc>
+          <w:tcPr>
+            <w:tcW w:type="dxa" w:w="5112"/>
+          </w:tcPr>
+          <w:p>
+            <w:r>
+              <w:t>Open issues / next owner</w:t>
+            </w:r>
+          </w:p>
+        </w:tc>
+        <w:tc>
+          <w:tcPr>
+            <w:tcW w:type="dxa" w:w="5112"/>
+          </w:tcPr>
+          <w:p>
+            <w:r>
+              <w:t>[Missing/corrupt files, lost item, damage or follow-up]</w:t>
+            </w:r>
+          </w:p>
+        </w:tc>
+      </w:tr>
+    </w:tbl>
+    <w:p>
+      <w:pPr>
+        <w:pStyle w:val="Heading2"/>
+      </w:pPr>
+      <w:r>
+        <w:t>N. Software and equipment register</w:t>
+      </w:r>
+    </w:p>
+    <w:tbl>
+      <w:tblPr>
+        <w:tblStyle w:val="TableGrid"/>
+        <w:tblW w:type="auto" w:w="0"/>
+        <w:tblLook w:firstColumn="1" w:firstRow="1" w:lastColumn="0" w:lastRow="0" w:noHBand="0" w:noVBand="1" w:val="04A0"/>
+      </w:tblPr>
+      <w:tblGrid>
+        <w:gridCol w:w="5112"/>
+        <w:gridCol w:w="5112"/>
+      </w:tblGrid>
+      <w:tr>
+        <w:trPr>
+          <w:tblHeader/>
+        </w:trPr>
+        <w:tc>
+          <w:tcPr>
+            <w:tcW w:type="dxa" w:w="5112"/>
+            <w:shd w:fill="7D2B42"/>
+          </w:tcPr>
+          <w:p>
+            <w:r>
+              <w:rPr>
+                <w:b/>
+                <w:color w:val="FFFFFF"/>
+              </w:rPr>
+              <w:t>Field</w:t>
+            </w:r>
+          </w:p>
+        </w:tc>
+        <w:tc>
+          <w:tcPr>
+            <w:tcW w:type="dxa" w:w="5112"/>
+            <w:shd w:fill="7D2B42"/>
+          </w:tcPr>
+          <w:p>
+            <w:r>
+              <w:rPr>
+                <w:b/>
+                <w:color w:val="FFFFFF"/>
+              </w:rPr>
+              <w:t>Complete privately / example instruction</w:t>
+            </w:r>
+          </w:p>
+        </w:tc>
+      </w:tr>
+      <w:tr>
+        <w:trPr>
+          <w:cantSplit/>
+        </w:trPr>
+        <w:tc>
+          <w:tcPr>
+            <w:tcW w:type="dxa" w:w="5112"/>
+          </w:tcPr>
+          <w:p>
+            <w:r>
+              <w:t>Resource</w:t>
+            </w:r>
+          </w:p>
+        </w:tc>
+        <w:tc>
+          <w:tcPr>
+            <w:tcW w:type="dxa" w:w="5112"/>
+          </w:tcPr>
+          <w:p>
+            <w:r>
+              <w:t>[Higgsfield / Claude / ChatGPT / Canva / Adobe / drive / card / tool]</w:t>
+            </w:r>
+          </w:p>
+        </w:tc>
+      </w:tr>
+      <w:tr>
+        <w:trPr>
+          <w:cantSplit/>
+        </w:trPr>
+        <w:tc>
+          <w:tcPr>
+            <w:tcW w:type="dxa" w:w="5112"/>
+          </w:tcPr>
+          <w:p>
+            <w:r>
+              <w:t>Confirmed access rule</w:t>
+            </w:r>
+          </w:p>
+        </w:tc>
+        <w:tc>
+          <w:tcPr>
+            <w:tcW w:type="dxa" w:w="5112"/>
+          </w:tcPr>
+          <w:p>
+            <w:r>
+              <w:t>[Higgsfield: VE-01/VE-02 only; others forbidden]</w:t>
+            </w:r>
+          </w:p>
+        </w:tc>
+      </w:tr>
+      <w:tr>
+        <w:trPr>
+          <w:cantSplit/>
+        </w:trPr>
+        <w:tc>
+          <w:tcPr>
+            <w:tcW w:type="dxa" w:w="5112"/>
+          </w:tcPr>
+          <w:p>
+            <w:r>
+              <w:t>Assigned seat / custodian</w:t>
+            </w:r>
+          </w:p>
+        </w:tc>
+        <w:tc>
+          <w:tcPr>
+            <w:tcW w:type="dxa" w:w="5112"/>
+          </w:tcPr>
+          <w:p>
+            <w:r>
+              <w:t>[Authorized person/role or TO CONFIRM; no password]</w:t>
+            </w:r>
+          </w:p>
+        </w:tc>
+      </w:tr>
+      <w:tr>
+        <w:trPr>
+          <w:cantSplit/>
+        </w:trPr>
+        <w:tc>
+          <w:tcPr>
+            <w:tcW w:type="dxa" w:w="5112"/>
+          </w:tcPr>
+          <w:p>
+            <w:r>
+              <w:t>Administrator / location</w:t>
+            </w:r>
+          </w:p>
+        </w:tc>
+        <w:tc>
+          <w:tcPr>
+            <w:tcW w:type="dxa" w:w="5112"/>
+          </w:tcPr>
+          <w:p>
+            <w:r>
+              <w:t>[Approved administrator; physical location where relevant]</w:t>
+            </w:r>
+          </w:p>
+        </w:tc>
+      </w:tr>
+      <w:tr>
+        <w:trPr>
+          <w:cantSplit/>
+        </w:trPr>
+        <w:tc>
+          <w:tcPr>
+            <w:tcW w:type="dxa" w:w="5112"/>
+          </w:tcPr>
+          <w:p>
+            <w:r>
+              <w:t>Handoff / permission</w:t>
+            </w:r>
+          </w:p>
+        </w:tc>
+        <w:tc>
+          <w:tcPr>
+            <w:tcW w:type="dxa" w:w="5112"/>
+          </w:tcPr>
+          <w:p>
+            <w:r>
+              <w:t>[Who issued/received item; access or transfer evidence]</w:t>
+            </w:r>
+          </w:p>
+        </w:tc>
+      </w:tr>
+      <w:tr>
+        <w:trPr>
+          <w:cantSplit/>
+        </w:trPr>
+        <w:tc>
+          <w:tcPr>
+            <w:tcW w:type="dxa" w:w="5112"/>
+          </w:tcPr>
+          <w:p>
+            <w:r>
               <w:t>Backup / retention / return</w:t>
             </w:r>
           </w:p>
@@ -12094,6 +12860,210 @@
           <w:p>
             <w:r>
               <w:t>[Adopted rule or TO CONFIRM; no invented capacity or backup guarantee]</w:t>
+            </w:r>
+          </w:p>
+        </w:tc>
+      </w:tr>
+    </w:tbl>
+    <w:p>
+      <w:pPr>
+        <w:pStyle w:val="Heading2"/>
+      </w:pPr>
+      <w:r>
+        <w:t>O. Monthly appraisal cycle control</w:t>
+      </w:r>
+    </w:p>
+    <w:tbl>
+      <w:tblPr>
+        <w:tblStyle w:val="TableGrid"/>
+        <w:tblW w:type="auto" w:w="0"/>
+        <w:tblLook w:firstColumn="1" w:firstRow="1" w:lastColumn="0" w:lastRow="0" w:noHBand="0" w:noVBand="1" w:val="04A0"/>
+      </w:tblPr>
+      <w:tblGrid>
+        <w:gridCol w:w="5112"/>
+        <w:gridCol w:w="5112"/>
+      </w:tblGrid>
+      <w:tr>
+        <w:trPr>
+          <w:tblHeader/>
+        </w:trPr>
+        <w:tc>
+          <w:tcPr>
+            <w:tcW w:type="dxa" w:w="5112"/>
+            <w:shd w:fill="7D2B42"/>
+          </w:tcPr>
+          <w:p>
+            <w:r>
+              <w:rPr>
+                <w:b/>
+                <w:color w:val="FFFFFF"/>
+              </w:rPr>
+              <w:t>Field</w:t>
+            </w:r>
+          </w:p>
+        </w:tc>
+        <w:tc>
+          <w:tcPr>
+            <w:tcW w:type="dxa" w:w="5112"/>
+            <w:shd w:fill="7D2B42"/>
+          </w:tcPr>
+          <w:p>
+            <w:r>
+              <w:rPr>
+                <w:b/>
+                <w:color w:val="FFFFFF"/>
+              </w:rPr>
+              <w:t>Complete privately / example instruction</w:t>
+            </w:r>
+          </w:p>
+        </w:tc>
+      </w:tr>
+      <w:tr>
+        <w:trPr>
+          <w:cantSplit/>
+        </w:trPr>
+        <w:tc>
+          <w:tcPr>
+            <w:tcW w:type="dxa" w:w="5112"/>
+          </w:tcPr>
+          <w:p>
+            <w:r>
+              <w:t>Month / approved role form</w:t>
+            </w:r>
+          </w:p>
+        </w:tc>
+        <w:tc>
+          <w:tcPr>
+            <w:tcW w:type="dxa" w:w="5112"/>
+          </w:tcPr>
+          <w:p>
+            <w:r>
+              <w:t>[Actual review month, master/version and confirmed role mapping]</w:t>
+            </w:r>
+          </w:p>
+        </w:tc>
+      </w:tr>
+      <w:tr>
+        <w:trPr>
+          <w:cantSplit/>
+        </w:trPr>
+        <w:tc>
+          <w:tcPr>
+            <w:tcW w:type="dxa" w:w="5112"/>
+          </w:tcPr>
+          <w:p>
+            <w:r>
+              <w:t>Reviewer / self-rating</w:t>
+            </w:r>
+          </w:p>
+        </w:tc>
+        <w:tc>
+          <w:tcPr>
+            <w:tcW w:type="dxa" w:w="5112"/>
+          </w:tcPr>
+          <w:p>
+            <w:r>
+              <w:t>[Confirmed manager; employee self-rating submitted before meeting]</w:t>
+            </w:r>
+          </w:p>
+        </w:tc>
+      </w:tr>
+      <w:tr>
+        <w:trPr>
+          <w:cantSplit/>
+        </w:trPr>
+        <w:tc>
+          <w:tcPr>
+            <w:tcW w:type="dxa" w:w="5112"/>
+          </w:tcPr>
+          <w:p>
+            <w:r>
+              <w:t>Evidence / completion</w:t>
+            </w:r>
+          </w:p>
+        </w:tc>
+        <w:tc>
+          <w:tcPr>
+            <w:tcW w:type="dxa" w:w="5112"/>
+          </w:tcPr>
+          <w:p>
+            <w:r>
+              <w:t>[Private task/result references; required ratings complete; 1/2/5 notes present]</w:t>
+            </w:r>
+          </w:p>
+        </w:tc>
+      </w:tr>
+      <w:tr>
+        <w:trPr>
+          <w:cantSplit/>
+        </w:trPr>
+        <w:tc>
+          <w:tcPr>
+            <w:tcW w:type="dxa" w:w="5112"/>
+          </w:tcPr>
+          <w:p>
+            <w:r>
+              <w:t>Scores / discussion</w:t>
+            </w:r>
+          </w:p>
+        </w:tc>
+        <w:tc>
+          <w:tcPr>
+            <w:tcW w:type="dxa" w:w="5112"/>
+          </w:tcPr>
+          <w:p>
+            <w:r>
+              <w:t>[Manager rating, self-rating, gap, validated weighted score and behavioral examples]</w:t>
+            </w:r>
+          </w:p>
+        </w:tc>
+      </w:tr>
+      <w:tr>
+        <w:trPr>
+          <w:cantSplit/>
+        </w:trPr>
+        <w:tc>
+          <w:tcPr>
+            <w:tcW w:type="dxa" w:w="5112"/>
+          </w:tcPr>
+          <w:p>
+            <w:r>
+              <w:t>Next goals / development</w:t>
+            </w:r>
+          </w:p>
+        </w:tc>
+        <w:tc>
+          <w:tcPr>
+            <w:tcW w:type="dxa" w:w="5112"/>
+          </w:tcPr>
+          <w:p>
+            <w:r>
+              <w:t>[SMART goals, training actions, responsible owner and agreed follow-up]</w:t>
+            </w:r>
+          </w:p>
+        </w:tc>
+      </w:tr>
+      <w:tr>
+        <w:trPr>
+          <w:cantSplit/>
+        </w:trPr>
+        <w:tc>
+          <w:tcPr>
+            <w:tcW w:type="dxa" w:w="5112"/>
+          </w:tcPr>
+          <w:p>
+            <w:r>
+              <w:t>Private record / authority</w:t>
+            </w:r>
+          </w:p>
+        </w:tc>
+        <w:tc>
+          <w:tcPr>
+            <w:tcW w:type="dxa" w:w="5112"/>
+          </w:tcPr>
+          <w:p>
+            <w:r>
+              <w:t>[Private storage, required signatures, approved decision-maker; no automatic pay/promotion]</w:t>
             </w:r>
           </w:p>
         </w:tc>
@@ -12474,6 +13444,29 @@
     <w:p>
       <w:r>
         <w:t>Expected reasoning: Record the issue and involve SM/AM/authorized administrator; do not use destructive formatting as a workaround. Adopt explicit transfer/backup/format authority controls; no policy period is invented here.</w:t>
+      </w:r>
+    </w:p>
+    <w:p>
+      <w:r>
+        <w:t>Assessor result: NOT ASSESSED | Evidence/next practice: ____________________.</w:t>
+      </w:r>
+    </w:p>
+    <w:p>
+      <w:pPr>
+        <w:pStyle w:val="Heading2"/>
+      </w:pPr>
+      <w:r>
+        <w:t>Scenario 17</w:t>
+      </w:r>
+    </w:p>
+    <w:p>
+      <w:r>
+        <w:t>Question: The monthly form has missing manager ratings but already shows a low grade. Can the review be finalized?</w:t>
+      </w:r>
+    </w:p>
+    <w:p>
+      <w:r>
+        <w:t>Expected reasoning: No. Check the approved template, complete required ratings and evidence, and justify 1/2/5 before interpreting totals. Blank-as-zero formulas are not a completed review. Discuss the gap, goals and training privately; quarterly OKRs do not change monthly cadence.</w:t>
       </w:r>
     </w:p>
     <w:p>
